--- a/doc/6. 주간보고/주간보고_4주차_AI-pass .docx
+++ b/doc/6. 주간보고/주간보고_4주차_AI-pass .docx
@@ -491,7 +491,6 @@
         <w:autoSpaceDN/>
         <w:ind w:left="800"/>
         <w:rPr>
-          <w:rFonts w:hint="eastAsia"/>
           <w:bCs/>
           <w:color w:val="000000" w:themeColor="text1"/>
           <w:sz w:val="20"/>
@@ -605,7 +604,6 @@
         </w:rPr>
         <w:t>중간 PT 발표 배정 시간이 당초 예상(10분~15분) 대비 약 2배(30분)</w:t>
       </w:r>
-      <w:proofErr w:type="spellStart"/>
       <w:r>
         <w:rPr>
           <w:rFonts w:hint="eastAsia"/>
@@ -622,14 +620,20 @@
             <w14:bevelT w14:w="25400" w14:h="38100" w14:prst="circle"/>
           </w14:props3d>
         </w:rPr>
-        <w:t>으로</w:t>
-      </w:r>
-      <w:proofErr w:type="spellEnd"/>
-      <w:r>
-        <w:rPr>
-          <w:rFonts w:hint="eastAsia"/>
+        <w:t>으로 상향 조정됨.</w:t>
+      </w:r>
+    </w:p>
+    <w:p>
+      <w:pPr>
+        <w:widowControl/>
+        <w:wordWrap/>
+        <w:autoSpaceDE/>
+        <w:autoSpaceDN/>
+        <w:ind w:left="800"/>
+        <w:rPr>
           <w:bCs/>
           <w:color w:val="000000" w:themeColor="text1"/>
+          <w:w w:val="95"/>
           <w:sz w:val="20"/>
           <w:szCs w:val="20"/>
           <w14:textOutline w14:w="0" w14:cap="flat" w14:cmpd="sng" w14:algn="ctr">
@@ -641,17 +645,10 @@
             <w14:bevelT w14:w="25400" w14:h="38100" w14:prst="circle"/>
           </w14:props3d>
         </w:rPr>
-        <w:t xml:space="preserve"> 상향 조정됨.</w:t>
-      </w:r>
-    </w:p>
-    <w:p>
-      <w:pPr>
-        <w:widowControl/>
-        <w:wordWrap/>
-        <w:autoSpaceDE/>
-        <w:autoSpaceDN/>
-        <w:ind w:left="800"/>
-        <w:rPr>
+      </w:pPr>
+      <w:r>
+        <w:rPr>
+          <w:rFonts w:hint="eastAsia"/>
           <w:bCs/>
           <w:color w:val="000000" w:themeColor="text1"/>
           <w:w w:val="95"/>
@@ -666,7 +663,8 @@
             <w14:bevelT w14:w="25400" w14:h="38100" w14:prst="circle"/>
           </w14:props3d>
         </w:rPr>
-      </w:pPr>
+        <w:t>이에 따라 단순</w:t>
+      </w:r>
       <w:r>
         <w:rPr>
           <w:rFonts w:hint="eastAsia"/>
@@ -684,7 +682,7 @@
             <w14:bevelT w14:w="25400" w14:h="38100" w14:prst="circle"/>
           </w14:props3d>
         </w:rPr>
-        <w:t>이에 따라 단순</w:t>
+        <w:t>한 프로젝트</w:t>
       </w:r>
       <w:r>
         <w:rPr>
@@ -703,7 +701,7 @@
             <w14:bevelT w14:w="25400" w14:h="38100" w14:prst="circle"/>
           </w14:props3d>
         </w:rPr>
-        <w:t>한 프로젝트</w:t>
+        <w:t xml:space="preserve"> 진행</w:t>
       </w:r>
       <w:r>
         <w:rPr>
@@ -722,7 +720,7 @@
             <w14:bevelT w14:w="25400" w14:h="38100" w14:prst="circle"/>
           </w14:props3d>
         </w:rPr>
-        <w:t xml:space="preserve"> 진행</w:t>
+        <w:t xml:space="preserve"> </w:t>
       </w:r>
       <w:r>
         <w:rPr>
@@ -741,7 +739,7 @@
             <w14:bevelT w14:w="25400" w14:h="38100" w14:prst="circle"/>
           </w14:props3d>
         </w:rPr>
-        <w:t xml:space="preserve"> </w:t>
+        <w:t>상황 요약을 넘어</w:t>
       </w:r>
       <w:r>
         <w:rPr>
@@ -760,7 +758,7 @@
             <w14:bevelT w14:w="25400" w14:h="38100" w14:prst="circle"/>
           </w14:props3d>
         </w:rPr>
-        <w:t>상황 요약을 넘어</w:t>
+        <w:t>서</w:t>
       </w:r>
       <w:r>
         <w:rPr>
@@ -779,7 +777,7 @@
             <w14:bevelT w14:w="25400" w14:h="38100" w14:prst="circle"/>
           </w14:props3d>
         </w:rPr>
-        <w:t>서</w:t>
+        <w:t>, 상세한 내용</w:t>
       </w:r>
       <w:r>
         <w:rPr>
@@ -798,7 +796,7 @@
             <w14:bevelT w14:w="25400" w14:h="38100" w14:prst="circle"/>
           </w14:props3d>
         </w:rPr>
-        <w:t>, 상세한 내용</w:t>
+        <w:t xml:space="preserve"> </w:t>
       </w:r>
       <w:r>
         <w:rPr>
@@ -817,14 +815,19 @@
             <w14:bevelT w14:w="25400" w14:h="38100" w14:prst="circle"/>
           </w14:props3d>
         </w:rPr>
-        <w:t xml:space="preserve"> </w:t>
-      </w:r>
-      <w:r>
-        <w:rPr>
-          <w:rFonts w:hint="eastAsia"/>
+        <w:t>구성이 추가적으로 요구됨.</w:t>
+      </w:r>
+    </w:p>
+    <w:p>
+      <w:pPr>
+        <w:widowControl/>
+        <w:wordWrap/>
+        <w:autoSpaceDE/>
+        <w:autoSpaceDN/>
+        <w:ind w:left="800"/>
+        <w:rPr>
           <w:bCs/>
           <w:color w:val="000000" w:themeColor="text1"/>
-          <w:w w:val="95"/>
           <w:sz w:val="20"/>
           <w:szCs w:val="20"/>
           <w14:textOutline w14:w="0" w14:cap="flat" w14:cmpd="sng" w14:algn="ctr">
@@ -836,17 +839,10 @@
             <w14:bevelT w14:w="25400" w14:h="38100" w14:prst="circle"/>
           </w14:props3d>
         </w:rPr>
-        <w:t>구성이 추가적으로 요구됨.</w:t>
-      </w:r>
-    </w:p>
-    <w:p>
-      <w:pPr>
-        <w:widowControl/>
-        <w:wordWrap/>
-        <w:autoSpaceDE/>
-        <w:autoSpaceDN/>
-        <w:ind w:left="800"/>
-        <w:rPr>
+      </w:pPr>
+      <w:r>
+        <w:rPr>
+          <w:rFonts w:hint="eastAsia"/>
           <w:bCs/>
           <w:color w:val="000000" w:themeColor="text1"/>
           <w:sz w:val="20"/>
@@ -860,10 +856,17 @@
             <w14:bevelT w14:w="25400" w14:h="38100" w14:prst="circle"/>
           </w14:props3d>
         </w:rPr>
-      </w:pPr>
-      <w:r>
-        <w:rPr>
-          <w:rFonts w:hint="eastAsia"/>
+        <w:t>발표 자료 확장 및 보안 작업이 발생하면서 전체적인 발표 준비 일정이 일부 지연됨.</w:t>
+      </w:r>
+    </w:p>
+    <w:p>
+      <w:pPr>
+        <w:widowControl/>
+        <w:wordWrap/>
+        <w:autoSpaceDE/>
+        <w:autoSpaceDN/>
+        <w:ind w:left="800"/>
+        <w:rPr>
           <w:bCs/>
           <w:color w:val="000000" w:themeColor="text1"/>
           <w:sz w:val="20"/>
@@ -877,8 +880,7 @@
             <w14:bevelT w14:w="25400" w14:h="38100" w14:prst="circle"/>
           </w14:props3d>
         </w:rPr>
-        <w:t>발표 자료 확장 및 보안 작업이 발생하면서 전체적인 발표 준비 일정이 일부 지연됨.</w:t>
-      </w:r>
+      </w:pPr>
     </w:p>
     <w:p>
       <w:pPr>
@@ -888,7 +890,6 @@
         <w:autoSpaceDN/>
         <w:ind w:left="800"/>
         <w:rPr>
-          <w:rFonts w:hint="eastAsia"/>
           <w:bCs/>
           <w:color w:val="000000" w:themeColor="text1"/>
           <w:sz w:val="20"/>
@@ -903,15 +904,9 @@
           </w14:props3d>
         </w:rPr>
       </w:pPr>
-    </w:p>
-    <w:p>
-      <w:pPr>
-        <w:widowControl/>
-        <w:wordWrap/>
-        <w:autoSpaceDE/>
-        <w:autoSpaceDN/>
-        <w:ind w:left="800"/>
-        <w:rPr>
+      <w:r>
+        <w:rPr>
+          <w:rFonts w:hint="eastAsia"/>
           <w:bCs/>
           <w:color w:val="000000" w:themeColor="text1"/>
           <w:sz w:val="20"/>
@@ -925,10 +920,10 @@
             <w14:bevelT w14:w="25400" w14:h="38100" w14:prst="circle"/>
           </w14:props3d>
         </w:rPr>
-      </w:pPr>
-      <w:r>
-        <w:rPr>
-          <w:rFonts w:hint="eastAsia"/>
+        <w:t>-조치사항</w:t>
+      </w:r>
+      <w:r>
+        <w:rPr>
           <w:bCs/>
           <w:color w:val="000000" w:themeColor="text1"/>
           <w:sz w:val="20"/>
@@ -942,9 +937,16 @@
             <w14:bevelT w14:w="25400" w14:h="38100" w14:prst="circle"/>
           </w14:props3d>
         </w:rPr>
-        <w:t>-조치사항</w:t>
-      </w:r>
-      <w:r>
+        <w:t xml:space="preserve"> (해결방안)</w:t>
+      </w:r>
+    </w:p>
+    <w:p>
+      <w:pPr>
+        <w:widowControl/>
+        <w:wordWrap/>
+        <w:autoSpaceDE/>
+        <w:autoSpaceDN/>
+        <w:ind w:left="800"/>
         <w:rPr>
           <w:bCs/>
           <w:color w:val="000000" w:themeColor="text1"/>
@@ -959,17 +961,10 @@
             <w14:bevelT w14:w="25400" w14:h="38100" w14:prst="circle"/>
           </w14:props3d>
         </w:rPr>
-        <w:t xml:space="preserve"> (해결방안)</w:t>
-      </w:r>
-    </w:p>
-    <w:p>
-      <w:pPr>
-        <w:widowControl/>
-        <w:wordWrap/>
-        <w:autoSpaceDE/>
-        <w:autoSpaceDN/>
-        <w:ind w:left="800"/>
-        <w:rPr>
+      </w:pPr>
+      <w:r>
+        <w:rPr>
+          <w:rFonts w:hint="eastAsia"/>
           <w:bCs/>
           <w:color w:val="000000" w:themeColor="text1"/>
           <w:sz w:val="20"/>
@@ -983,10 +978,17 @@
             <w14:bevelT w14:w="25400" w14:h="38100" w14:prst="circle"/>
           </w14:props3d>
         </w:rPr>
-      </w:pPr>
-      <w:r>
-        <w:rPr>
-          <w:rFonts w:hint="eastAsia"/>
+        <w:t>최종 확정된 30분에 맞춰, 기존 발표 자료의 분량을 확장하고 발표 대본을 구성하는 방향으로 조치 중.</w:t>
+      </w:r>
+    </w:p>
+    <w:p>
+      <w:pPr>
+        <w:widowControl/>
+        <w:wordWrap/>
+        <w:autoSpaceDE/>
+        <w:autoSpaceDN/>
+        <w:ind w:left="800"/>
+        <w:rPr>
           <w:bCs/>
           <w:color w:val="000000" w:themeColor="text1"/>
           <w:sz w:val="20"/>
@@ -1000,8 +1002,7 @@
             <w14:bevelT w14:w="25400" w14:h="38100" w14:prst="circle"/>
           </w14:props3d>
         </w:rPr>
-        <w:t>최종 확정된 30분에 맞춰, 기존 발표 자료의 분량을 확장하고 발표 대본을 구성하는 방향으로 조치 중.</w:t>
-      </w:r>
+      </w:pPr>
     </w:p>
     <w:p>
       <w:pPr>
@@ -1011,7 +1012,6 @@
         <w:autoSpaceDN/>
         <w:ind w:left="800"/>
         <w:rPr>
-          <w:rFonts w:hint="eastAsia"/>
           <w:bCs/>
           <w:color w:val="000000" w:themeColor="text1"/>
           <w:sz w:val="20"/>
@@ -1026,15 +1026,9 @@
           </w14:props3d>
         </w:rPr>
       </w:pPr>
-    </w:p>
-    <w:p>
-      <w:pPr>
-        <w:widowControl/>
-        <w:wordWrap/>
-        <w:autoSpaceDE/>
-        <w:autoSpaceDN/>
-        <w:ind w:left="800"/>
-        <w:rPr>
+      <w:r>
+        <w:rPr>
+          <w:rFonts w:hint="eastAsia"/>
           <w:bCs/>
           <w:color w:val="000000" w:themeColor="text1"/>
           <w:sz w:val="20"/>
@@ -1048,10 +1042,10 @@
             <w14:bevelT w14:w="25400" w14:h="38100" w14:prst="circle"/>
           </w14:props3d>
         </w:rPr>
-      </w:pPr>
-      <w:r>
-        <w:rPr>
-          <w:rFonts w:hint="eastAsia"/>
+        <w:t>-결과</w:t>
+      </w:r>
+      <w:r>
+        <w:rPr>
           <w:bCs/>
           <w:color w:val="000000" w:themeColor="text1"/>
           <w:sz w:val="20"/>
@@ -1065,7 +1059,7 @@
             <w14:bevelT w14:w="25400" w14:h="38100" w14:prst="circle"/>
           </w14:props3d>
         </w:rPr>
-        <w:t>-결과</w:t>
+        <w:t xml:space="preserve"> 및 상태 (향후 계획)</w:t>
       </w:r>
       <w:r>
         <w:rPr>
@@ -1082,10 +1076,11 @@
             <w14:bevelT w14:w="25400" w14:h="38100" w14:prst="circle"/>
           </w14:props3d>
         </w:rPr>
-        <w:t xml:space="preserve"> 및 상태 (향후 계획)</w:t>
-      </w:r>
-      <w:r>
-        <w:rPr>
+        <w:br/>
+      </w:r>
+      <w:r>
+        <w:rPr>
+          <w:rFonts w:hint="eastAsia"/>
           <w:bCs/>
           <w:color w:val="000000" w:themeColor="text1"/>
           <w:sz w:val="20"/>
@@ -1099,24 +1094,6 @@
             <w14:bevelT w14:w="25400" w14:h="38100" w14:prst="circle"/>
           </w14:props3d>
         </w:rPr>
-        <w:br/>
-      </w:r>
-      <w:r>
-        <w:rPr>
-          <w:rFonts w:hint="eastAsia"/>
-          <w:bCs/>
-          <w:color w:val="000000" w:themeColor="text1"/>
-          <w:sz w:val="20"/>
-          <w:szCs w:val="20"/>
-          <w14:textOutline w14:w="0" w14:cap="flat" w14:cmpd="sng" w14:algn="ctr">
-            <w14:noFill/>
-            <w14:prstDash w14:val="solid"/>
-            <w14:round/>
-          </w14:textOutline>
-          <w14:props3d w14:extrusionH="57150" w14:contourW="0" w14:prstMaterial="softEdge">
-            <w14:bevelT w14:w="25400" w14:h="38100" w14:prst="circle"/>
-          </w14:props3d>
-        </w:rPr>
         <w:t>당초 제작된 PPT 초안으로는 확정된 발표시간을 충족하기 어려워, 내용 보강 작업을 진행.</w:t>
       </w:r>
     </w:p>
@@ -1128,7 +1105,6 @@
         <w:autoSpaceDN/>
         <w:ind w:left="800"/>
         <w:rPr>
-          <w:rFonts w:hint="eastAsia"/>
           <w:bCs/>
           <w:color w:val="000000" w:themeColor="text1"/>
           <w:sz w:val="20"/>
@@ -1854,7 +1830,15 @@
                 <w:sz w:val="20"/>
                 <w:szCs w:val="20"/>
               </w:rPr>
-              <w:t>32</w:t>
+              <w:t>3</w:t>
+            </w:r>
+            <w:r>
+              <w:rPr>
+                <w:rFonts w:hint="eastAsia"/>
+                <w:sz w:val="20"/>
+                <w:szCs w:val="20"/>
+              </w:rPr>
+              <w:t>4</w:t>
             </w:r>
             <w:r>
               <w:rPr>
@@ -2096,7 +2080,15 @@
                 <w:sz w:val="20"/>
                 <w:szCs w:val="20"/>
               </w:rPr>
-              <w:t>0%</w:t>
+              <w:t>3</w:t>
+            </w:r>
+            <w:r>
+              <w:rPr>
+                <w:rFonts w:hint="eastAsia"/>
+                <w:sz w:val="20"/>
+                <w:szCs w:val="20"/>
+              </w:rPr>
+              <w:t>%</w:t>
             </w:r>
           </w:p>
         </w:tc>
@@ -2171,7 +2163,15 @@
                 <w:sz w:val="20"/>
                 <w:szCs w:val="20"/>
               </w:rPr>
-              <w:t>63%</w:t>
+              <w:t>72</w:t>
+            </w:r>
+            <w:r>
+              <w:rPr>
+                <w:rFonts w:hint="eastAsia"/>
+                <w:sz w:val="20"/>
+                <w:szCs w:val="20"/>
+              </w:rPr>
+              <w:t>%</w:t>
             </w:r>
           </w:p>
         </w:tc>
@@ -2405,7 +2405,7 @@
                 <w:sz w:val="20"/>
                 <w:szCs w:val="20"/>
               </w:rPr>
-              <w:t>설계</w:t>
+              <w:t>개발</w:t>
             </w:r>
           </w:p>
         </w:tc>
@@ -2419,1074 +2419,8 @@
               <w:wordWrap/>
               <w:jc w:val="center"/>
               <w:rPr>
-                <w:sz w:val="20"/>
-                <w:szCs w:val="20"/>
-              </w:rPr>
-            </w:pPr>
-            <w:r>
-              <w:rPr>
-                <w:rFonts w:hint="eastAsia"/>
-                <w:sz w:val="20"/>
-                <w:szCs w:val="20"/>
-              </w:rPr>
-              <w:t>마이페이지</w:t>
-            </w:r>
-          </w:p>
-        </w:tc>
-        <w:tc>
-          <w:tcPr>
-            <w:tcW w:w="1588" w:type="dxa"/>
-            <w:vAlign w:val="center"/>
-          </w:tcPr>
-          <w:p>
-            <w:pPr>
-              <w:jc w:val="center"/>
-              <w:rPr>
-                <w:sz w:val="20"/>
-                <w:szCs w:val="20"/>
-              </w:rPr>
-            </w:pPr>
-            <w:r>
-              <w:rPr>
-                <w:rFonts w:hint="eastAsia"/>
-                <w:sz w:val="20"/>
-                <w:szCs w:val="20"/>
-              </w:rPr>
-              <w:t>26-03-17</w:t>
-            </w:r>
-          </w:p>
-        </w:tc>
-        <w:tc>
-          <w:tcPr>
-            <w:tcW w:w="1588" w:type="dxa"/>
-            <w:vAlign w:val="center"/>
-          </w:tcPr>
-          <w:p>
-            <w:pPr>
-              <w:jc w:val="center"/>
-              <w:rPr>
-                <w:sz w:val="20"/>
-                <w:szCs w:val="20"/>
-              </w:rPr>
-            </w:pPr>
-            <w:r>
-              <w:rPr>
-                <w:rFonts w:hint="eastAsia"/>
-                <w:sz w:val="20"/>
-                <w:szCs w:val="20"/>
-              </w:rPr>
-              <w:t>26-03-18</w:t>
-            </w:r>
-          </w:p>
-        </w:tc>
-        <w:tc>
-          <w:tcPr>
-            <w:tcW w:w="2521" w:type="dxa"/>
-            <w:vAlign w:val="center"/>
-          </w:tcPr>
-          <w:p>
-            <w:pPr>
-              <w:jc w:val="center"/>
-              <w:rPr>
-                <w:sz w:val="20"/>
-                <w:szCs w:val="20"/>
-              </w:rPr>
-            </w:pPr>
-            <w:r>
-              <w:rPr>
-                <w:rFonts w:hint="eastAsia"/>
-                <w:sz w:val="20"/>
-                <w:szCs w:val="20"/>
-              </w:rPr>
-              <w:t>100%</w:t>
-            </w:r>
-          </w:p>
-        </w:tc>
-      </w:tr>
-      <w:tr>
-        <w:trPr>
-          <w:jc w:val="center"/>
-        </w:trPr>
-        <w:tc>
-          <w:tcPr>
-            <w:tcW w:w="1271" w:type="dxa"/>
-            <w:vMerge/>
-            <w:vAlign w:val="center"/>
-          </w:tcPr>
-          <w:p>
-            <w:pPr>
-              <w:wordWrap/>
-              <w:jc w:val="center"/>
-              <w:rPr>
-                <w:sz w:val="20"/>
-                <w:szCs w:val="20"/>
-              </w:rPr>
-            </w:pPr>
-          </w:p>
-        </w:tc>
-        <w:tc>
-          <w:tcPr>
-            <w:tcW w:w="2206" w:type="dxa"/>
-            <w:vAlign w:val="center"/>
-          </w:tcPr>
-          <w:p>
-            <w:pPr>
-              <w:wordWrap/>
-              <w:jc w:val="center"/>
-              <w:rPr>
-                <w:sz w:val="20"/>
-                <w:szCs w:val="20"/>
-              </w:rPr>
-            </w:pPr>
-            <w:r>
-              <w:rPr>
-                <w:rFonts w:hint="eastAsia"/>
-                <w:sz w:val="20"/>
-                <w:szCs w:val="20"/>
-              </w:rPr>
-              <w:t>단속 내역</w:t>
-            </w:r>
-          </w:p>
-        </w:tc>
-        <w:tc>
-          <w:tcPr>
-            <w:tcW w:w="1588" w:type="dxa"/>
-            <w:vAlign w:val="center"/>
-          </w:tcPr>
-          <w:p>
-            <w:pPr>
-              <w:wordWrap/>
-              <w:jc w:val="center"/>
-              <w:rPr>
-                <w:sz w:val="20"/>
-                <w:szCs w:val="20"/>
-              </w:rPr>
-            </w:pPr>
-            <w:r>
-              <w:rPr>
-                <w:rFonts w:hint="eastAsia"/>
-                <w:sz w:val="20"/>
-                <w:szCs w:val="20"/>
-              </w:rPr>
-              <w:t>26-03-16</w:t>
-            </w:r>
-          </w:p>
-        </w:tc>
-        <w:tc>
-          <w:tcPr>
-            <w:tcW w:w="1588" w:type="dxa"/>
-            <w:vAlign w:val="center"/>
-          </w:tcPr>
-          <w:p>
-            <w:pPr>
-              <w:wordWrap/>
-              <w:jc w:val="center"/>
-              <w:rPr>
-                <w:sz w:val="20"/>
-                <w:szCs w:val="20"/>
-              </w:rPr>
-            </w:pPr>
-            <w:r>
-              <w:rPr>
-                <w:rFonts w:hint="eastAsia"/>
-                <w:sz w:val="20"/>
-                <w:szCs w:val="20"/>
-              </w:rPr>
-              <w:t>26-03-20</w:t>
-            </w:r>
-          </w:p>
-        </w:tc>
-        <w:tc>
-          <w:tcPr>
-            <w:tcW w:w="2521" w:type="dxa"/>
-            <w:vAlign w:val="center"/>
-          </w:tcPr>
-          <w:p>
-            <w:pPr>
-              <w:wordWrap/>
-              <w:jc w:val="center"/>
-              <w:rPr>
-                <w:sz w:val="20"/>
-                <w:szCs w:val="20"/>
-              </w:rPr>
-            </w:pPr>
-            <w:r>
-              <w:rPr>
-                <w:rFonts w:hint="eastAsia"/>
-                <w:sz w:val="20"/>
-                <w:szCs w:val="20"/>
-              </w:rPr>
-              <w:t>100%</w:t>
-            </w:r>
-          </w:p>
-        </w:tc>
-      </w:tr>
-      <w:tr>
-        <w:trPr>
-          <w:jc w:val="center"/>
-        </w:trPr>
-        <w:tc>
-          <w:tcPr>
-            <w:tcW w:w="1271" w:type="dxa"/>
-            <w:vMerge/>
-            <w:vAlign w:val="center"/>
-          </w:tcPr>
-          <w:p>
-            <w:pPr>
-              <w:wordWrap/>
-              <w:jc w:val="center"/>
-              <w:rPr>
-                <w:sz w:val="20"/>
-                <w:szCs w:val="20"/>
-              </w:rPr>
-            </w:pPr>
-          </w:p>
-        </w:tc>
-        <w:tc>
-          <w:tcPr>
-            <w:tcW w:w="2206" w:type="dxa"/>
-            <w:vAlign w:val="center"/>
-          </w:tcPr>
-          <w:p>
-            <w:pPr>
-              <w:wordWrap/>
-              <w:jc w:val="center"/>
-              <w:rPr>
-                <w:sz w:val="20"/>
-                <w:szCs w:val="20"/>
-              </w:rPr>
-            </w:pPr>
-            <w:r>
-              <w:rPr>
-                <w:rFonts w:hint="eastAsia"/>
-                <w:sz w:val="20"/>
-                <w:szCs w:val="20"/>
-              </w:rPr>
-              <w:t>예지보전 화면</w:t>
-            </w:r>
-          </w:p>
-        </w:tc>
-        <w:tc>
-          <w:tcPr>
-            <w:tcW w:w="1588" w:type="dxa"/>
-            <w:vAlign w:val="center"/>
-          </w:tcPr>
-          <w:p>
-            <w:pPr>
-              <w:wordWrap/>
-              <w:jc w:val="center"/>
-              <w:rPr>
-                <w:sz w:val="20"/>
-                <w:szCs w:val="20"/>
-              </w:rPr>
-            </w:pPr>
-            <w:r>
-              <w:rPr>
-                <w:rFonts w:hint="eastAsia"/>
-                <w:sz w:val="20"/>
-                <w:szCs w:val="20"/>
-              </w:rPr>
-              <w:t>26-03-16</w:t>
-            </w:r>
-          </w:p>
-        </w:tc>
-        <w:tc>
-          <w:tcPr>
-            <w:tcW w:w="1588" w:type="dxa"/>
-            <w:vAlign w:val="center"/>
-          </w:tcPr>
-          <w:p>
-            <w:pPr>
-              <w:wordWrap/>
-              <w:jc w:val="center"/>
-              <w:rPr>
-                <w:sz w:val="20"/>
-                <w:szCs w:val="20"/>
-              </w:rPr>
-            </w:pPr>
-            <w:r>
-              <w:rPr>
-                <w:rFonts w:hint="eastAsia"/>
-                <w:sz w:val="20"/>
-                <w:szCs w:val="20"/>
-              </w:rPr>
-              <w:t>26-03-18</w:t>
-            </w:r>
-          </w:p>
-        </w:tc>
-        <w:tc>
-          <w:tcPr>
-            <w:tcW w:w="2521" w:type="dxa"/>
-            <w:vAlign w:val="center"/>
-          </w:tcPr>
-          <w:p>
-            <w:pPr>
-              <w:wordWrap/>
-              <w:jc w:val="center"/>
-              <w:rPr>
-                <w:sz w:val="20"/>
-                <w:szCs w:val="20"/>
-              </w:rPr>
-            </w:pPr>
-            <w:r>
-              <w:rPr>
-                <w:rFonts w:hint="eastAsia"/>
-                <w:sz w:val="20"/>
-                <w:szCs w:val="20"/>
-              </w:rPr>
-              <w:t>100%</w:t>
-            </w:r>
-          </w:p>
-        </w:tc>
-      </w:tr>
-      <w:tr>
-        <w:trPr>
-          <w:jc w:val="center"/>
-        </w:trPr>
-        <w:tc>
-          <w:tcPr>
-            <w:tcW w:w="1271" w:type="dxa"/>
-            <w:vMerge/>
-            <w:vAlign w:val="center"/>
-          </w:tcPr>
-          <w:p>
-            <w:pPr>
-              <w:jc w:val="center"/>
-              <w:rPr>
-                <w:sz w:val="20"/>
-                <w:szCs w:val="20"/>
-              </w:rPr>
-            </w:pPr>
-          </w:p>
-        </w:tc>
-        <w:tc>
-          <w:tcPr>
-            <w:tcW w:w="2206" w:type="dxa"/>
-            <w:vAlign w:val="center"/>
-          </w:tcPr>
-          <w:p>
-            <w:pPr>
-              <w:wordWrap/>
-              <w:jc w:val="center"/>
-              <w:rPr>
-                <w:sz w:val="20"/>
-                <w:szCs w:val="20"/>
-              </w:rPr>
-            </w:pPr>
-            <w:r>
-              <w:rPr>
-                <w:rFonts w:hint="eastAsia"/>
-                <w:sz w:val="20"/>
-                <w:szCs w:val="20"/>
-              </w:rPr>
-              <w:t>스토리텔링</w:t>
-            </w:r>
-          </w:p>
-        </w:tc>
-        <w:tc>
-          <w:tcPr>
-            <w:tcW w:w="1588" w:type="dxa"/>
-            <w:vAlign w:val="center"/>
-          </w:tcPr>
-          <w:p>
-            <w:pPr>
-              <w:wordWrap/>
-              <w:jc w:val="center"/>
-              <w:rPr>
-                <w:sz w:val="20"/>
-                <w:szCs w:val="20"/>
-              </w:rPr>
-            </w:pPr>
-            <w:r>
-              <w:rPr>
-                <w:rFonts w:hint="eastAsia"/>
-                <w:sz w:val="20"/>
-                <w:szCs w:val="20"/>
-              </w:rPr>
-              <w:t>26-03-17</w:t>
-            </w:r>
-          </w:p>
-        </w:tc>
-        <w:tc>
-          <w:tcPr>
-            <w:tcW w:w="1588" w:type="dxa"/>
-            <w:vAlign w:val="center"/>
-          </w:tcPr>
-          <w:p>
-            <w:pPr>
-              <w:wordWrap/>
-              <w:jc w:val="center"/>
-              <w:rPr>
-                <w:sz w:val="20"/>
-                <w:szCs w:val="20"/>
-              </w:rPr>
-            </w:pPr>
-            <w:r>
-              <w:rPr>
-                <w:rFonts w:hint="eastAsia"/>
-                <w:sz w:val="20"/>
-                <w:szCs w:val="20"/>
-              </w:rPr>
-              <w:t>26-03-18</w:t>
-            </w:r>
-          </w:p>
-        </w:tc>
-        <w:tc>
-          <w:tcPr>
-            <w:tcW w:w="2521" w:type="dxa"/>
-            <w:vAlign w:val="center"/>
-          </w:tcPr>
-          <w:p>
-            <w:pPr>
-              <w:wordWrap/>
-              <w:jc w:val="center"/>
-              <w:rPr>
-                <w:sz w:val="20"/>
-                <w:szCs w:val="20"/>
-              </w:rPr>
-            </w:pPr>
-            <w:r>
-              <w:rPr>
-                <w:rFonts w:hint="eastAsia"/>
-                <w:sz w:val="20"/>
-                <w:szCs w:val="20"/>
-              </w:rPr>
-              <w:t>100%</w:t>
-            </w:r>
-          </w:p>
-        </w:tc>
-      </w:tr>
-      <w:tr>
-        <w:trPr>
-          <w:jc w:val="center"/>
-        </w:trPr>
-        <w:tc>
-          <w:tcPr>
-            <w:tcW w:w="1271" w:type="dxa"/>
-            <w:vMerge/>
-            <w:vAlign w:val="center"/>
-          </w:tcPr>
-          <w:p>
-            <w:pPr>
-              <w:wordWrap/>
-              <w:jc w:val="center"/>
-              <w:rPr>
-                <w:sz w:val="20"/>
-                <w:szCs w:val="20"/>
-              </w:rPr>
-            </w:pPr>
-          </w:p>
-        </w:tc>
-        <w:tc>
-          <w:tcPr>
-            <w:tcW w:w="2206" w:type="dxa"/>
-            <w:vAlign w:val="center"/>
-          </w:tcPr>
-          <w:p>
-            <w:pPr>
-              <w:wordWrap/>
-              <w:jc w:val="center"/>
-              <w:rPr>
-                <w:sz w:val="20"/>
-                <w:szCs w:val="20"/>
-              </w:rPr>
-            </w:pPr>
-            <w:r>
-              <w:rPr>
-                <w:rFonts w:hint="eastAsia"/>
-                <w:sz w:val="20"/>
-                <w:szCs w:val="20"/>
-              </w:rPr>
-              <w:t>대시보드</w:t>
-            </w:r>
-          </w:p>
-        </w:tc>
-        <w:tc>
-          <w:tcPr>
-            <w:tcW w:w="1588" w:type="dxa"/>
-            <w:vAlign w:val="center"/>
-          </w:tcPr>
-          <w:p>
-            <w:pPr>
-              <w:wordWrap/>
-              <w:jc w:val="center"/>
-              <w:rPr>
-                <w:sz w:val="20"/>
-                <w:szCs w:val="20"/>
-              </w:rPr>
-            </w:pPr>
-            <w:r>
-              <w:rPr>
-                <w:rFonts w:hint="eastAsia"/>
-                <w:sz w:val="20"/>
-                <w:szCs w:val="20"/>
-              </w:rPr>
-              <w:t>26-03-10</w:t>
-            </w:r>
-          </w:p>
-        </w:tc>
-        <w:tc>
-          <w:tcPr>
-            <w:tcW w:w="1588" w:type="dxa"/>
-            <w:vAlign w:val="center"/>
-          </w:tcPr>
-          <w:p>
-            <w:pPr>
-              <w:wordWrap/>
-              <w:jc w:val="center"/>
-              <w:rPr>
-                <w:sz w:val="20"/>
-                <w:szCs w:val="20"/>
-              </w:rPr>
-            </w:pPr>
-            <w:r>
-              <w:rPr>
-                <w:rFonts w:hint="eastAsia"/>
-                <w:sz w:val="20"/>
-                <w:szCs w:val="20"/>
-              </w:rPr>
-              <w:t>26-03-20</w:t>
-            </w:r>
-          </w:p>
-        </w:tc>
-        <w:tc>
-          <w:tcPr>
-            <w:tcW w:w="2521" w:type="dxa"/>
-            <w:vAlign w:val="center"/>
-          </w:tcPr>
-          <w:p>
-            <w:pPr>
-              <w:wordWrap/>
-              <w:jc w:val="center"/>
-              <w:rPr>
-                <w:sz w:val="20"/>
-                <w:szCs w:val="20"/>
-              </w:rPr>
-            </w:pPr>
-            <w:r>
-              <w:rPr>
-                <w:rFonts w:hint="eastAsia"/>
-                <w:sz w:val="20"/>
-                <w:szCs w:val="20"/>
-              </w:rPr>
-              <w:t>100%</w:t>
-            </w:r>
-          </w:p>
-        </w:tc>
-      </w:tr>
-      <w:tr>
-        <w:trPr>
-          <w:jc w:val="center"/>
-        </w:trPr>
-        <w:tc>
-          <w:tcPr>
-            <w:tcW w:w="1271" w:type="dxa"/>
-            <w:vMerge/>
-            <w:vAlign w:val="center"/>
-          </w:tcPr>
-          <w:p>
-            <w:pPr>
-              <w:wordWrap/>
-              <w:jc w:val="center"/>
-              <w:rPr>
-                <w:sz w:val="20"/>
-                <w:szCs w:val="20"/>
-              </w:rPr>
-            </w:pPr>
-          </w:p>
-        </w:tc>
-        <w:tc>
-          <w:tcPr>
-            <w:tcW w:w="2206" w:type="dxa"/>
-            <w:vAlign w:val="center"/>
-          </w:tcPr>
-          <w:p>
-            <w:pPr>
-              <w:wordWrap/>
-              <w:jc w:val="center"/>
-              <w:rPr>
-                <w:sz w:val="20"/>
-                <w:szCs w:val="20"/>
-              </w:rPr>
-            </w:pPr>
-            <w:r>
-              <w:rPr>
-                <w:rFonts w:hint="eastAsia"/>
-                <w:sz w:val="20"/>
-                <w:szCs w:val="20"/>
-              </w:rPr>
-              <w:t>ITS API데이터 축적</w:t>
-            </w:r>
-          </w:p>
-        </w:tc>
-        <w:tc>
-          <w:tcPr>
-            <w:tcW w:w="1588" w:type="dxa"/>
-            <w:vAlign w:val="center"/>
-          </w:tcPr>
-          <w:p>
-            <w:pPr>
-              <w:wordWrap/>
-              <w:jc w:val="center"/>
-              <w:rPr>
-                <w:sz w:val="20"/>
-                <w:szCs w:val="20"/>
-              </w:rPr>
-            </w:pPr>
-            <w:r>
-              <w:rPr>
-                <w:rFonts w:hint="eastAsia"/>
-                <w:sz w:val="20"/>
-                <w:szCs w:val="20"/>
-              </w:rPr>
-              <w:t>26-03-23</w:t>
-            </w:r>
-          </w:p>
-        </w:tc>
-        <w:tc>
-          <w:tcPr>
-            <w:tcW w:w="1588" w:type="dxa"/>
-            <w:vAlign w:val="center"/>
-          </w:tcPr>
-          <w:p>
-            <w:pPr>
-              <w:wordWrap/>
-              <w:jc w:val="center"/>
-              <w:rPr>
-                <w:sz w:val="20"/>
-                <w:szCs w:val="20"/>
-              </w:rPr>
-            </w:pPr>
-            <w:r>
-              <w:rPr>
-                <w:rFonts w:hint="eastAsia"/>
-                <w:sz w:val="20"/>
-                <w:szCs w:val="20"/>
-              </w:rPr>
-              <w:t>26-03-25</w:t>
-            </w:r>
-          </w:p>
-        </w:tc>
-        <w:tc>
-          <w:tcPr>
-            <w:tcW w:w="2521" w:type="dxa"/>
-            <w:vAlign w:val="center"/>
-          </w:tcPr>
-          <w:p>
-            <w:pPr>
-              <w:wordWrap/>
-              <w:jc w:val="center"/>
-              <w:rPr>
-                <w:sz w:val="20"/>
-                <w:szCs w:val="20"/>
-              </w:rPr>
-            </w:pPr>
-            <w:r>
-              <w:rPr>
-                <w:rFonts w:hint="eastAsia"/>
-                <w:sz w:val="20"/>
-                <w:szCs w:val="20"/>
-              </w:rPr>
-              <w:t>100%</w:t>
-            </w:r>
-          </w:p>
-        </w:tc>
-      </w:tr>
-      <w:tr>
-        <w:trPr>
-          <w:jc w:val="center"/>
-        </w:trPr>
-        <w:tc>
-          <w:tcPr>
-            <w:tcW w:w="1271" w:type="dxa"/>
-            <w:vMerge w:val="restart"/>
-            <w:vAlign w:val="center"/>
-          </w:tcPr>
-          <w:p>
-            <w:pPr>
-              <w:wordWrap/>
-              <w:jc w:val="center"/>
-              <w:rPr>
-                <w:sz w:val="20"/>
-                <w:szCs w:val="20"/>
-              </w:rPr>
-            </w:pPr>
-            <w:r>
-              <w:rPr>
-                <w:rFonts w:hint="eastAsia"/>
-                <w:sz w:val="20"/>
-                <w:szCs w:val="20"/>
-              </w:rPr>
-              <w:t>개발</w:t>
-            </w:r>
-          </w:p>
-        </w:tc>
-        <w:tc>
-          <w:tcPr>
-            <w:tcW w:w="2206" w:type="dxa"/>
-            <w:vAlign w:val="center"/>
-          </w:tcPr>
-          <w:p>
-            <w:pPr>
-              <w:wordWrap/>
-              <w:jc w:val="center"/>
-              <w:rPr>
-                <w:sz w:val="20"/>
-                <w:szCs w:val="20"/>
-              </w:rPr>
-            </w:pPr>
-            <w:r>
-              <w:rPr>
-                <w:rFonts w:hint="eastAsia"/>
-                <w:sz w:val="20"/>
-                <w:szCs w:val="20"/>
-              </w:rPr>
-              <w:t>마이페이지</w:t>
-            </w:r>
-          </w:p>
-        </w:tc>
-        <w:tc>
-          <w:tcPr>
-            <w:tcW w:w="1588" w:type="dxa"/>
-            <w:vAlign w:val="center"/>
-          </w:tcPr>
-          <w:p>
-            <w:pPr>
-              <w:wordWrap/>
-              <w:jc w:val="center"/>
-              <w:rPr>
-                <w:sz w:val="20"/>
-                <w:szCs w:val="20"/>
-              </w:rPr>
-            </w:pPr>
-            <w:r>
-              <w:rPr>
-                <w:rFonts w:hint="eastAsia"/>
-                <w:sz w:val="20"/>
-                <w:szCs w:val="20"/>
-              </w:rPr>
-              <w:t>26-03-16</w:t>
-            </w:r>
-          </w:p>
-        </w:tc>
-        <w:tc>
-          <w:tcPr>
-            <w:tcW w:w="1588" w:type="dxa"/>
-            <w:vAlign w:val="center"/>
-          </w:tcPr>
-          <w:p>
-            <w:pPr>
-              <w:wordWrap/>
-              <w:jc w:val="center"/>
-              <w:rPr>
-                <w:sz w:val="20"/>
-                <w:szCs w:val="20"/>
-              </w:rPr>
-            </w:pPr>
-            <w:r>
-              <w:rPr>
-                <w:rFonts w:hint="eastAsia"/>
-                <w:sz w:val="20"/>
-                <w:szCs w:val="20"/>
-              </w:rPr>
-              <w:t>26-03-25</w:t>
-            </w:r>
-          </w:p>
-        </w:tc>
-        <w:tc>
-          <w:tcPr>
-            <w:tcW w:w="2521" w:type="dxa"/>
-            <w:vAlign w:val="center"/>
-          </w:tcPr>
-          <w:p>
-            <w:pPr>
-              <w:wordWrap/>
-              <w:jc w:val="center"/>
-              <w:rPr>
-                <w:sz w:val="20"/>
-                <w:szCs w:val="20"/>
-              </w:rPr>
-            </w:pPr>
-            <w:r>
-              <w:rPr>
-                <w:rFonts w:hint="eastAsia"/>
-                <w:sz w:val="20"/>
-                <w:szCs w:val="20"/>
-              </w:rPr>
-              <w:t>100%</w:t>
-            </w:r>
-          </w:p>
-        </w:tc>
-      </w:tr>
-      <w:tr>
-        <w:trPr>
-          <w:jc w:val="center"/>
-        </w:trPr>
-        <w:tc>
-          <w:tcPr>
-            <w:tcW w:w="1271" w:type="dxa"/>
-            <w:vMerge/>
-            <w:vAlign w:val="center"/>
-          </w:tcPr>
-          <w:p>
-            <w:pPr>
-              <w:wordWrap/>
-              <w:jc w:val="center"/>
-              <w:rPr>
-                <w:sz w:val="20"/>
-                <w:szCs w:val="20"/>
-              </w:rPr>
-            </w:pPr>
-          </w:p>
-        </w:tc>
-        <w:tc>
-          <w:tcPr>
-            <w:tcW w:w="2206" w:type="dxa"/>
-            <w:vAlign w:val="center"/>
-          </w:tcPr>
-          <w:p>
-            <w:pPr>
-              <w:wordWrap/>
-              <w:jc w:val="center"/>
-              <w:rPr>
-                <w:sz w:val="20"/>
-                <w:szCs w:val="20"/>
-              </w:rPr>
-            </w:pPr>
-            <w:r>
-              <w:rPr>
-                <w:rFonts w:hint="eastAsia"/>
-                <w:sz w:val="20"/>
-                <w:szCs w:val="20"/>
-              </w:rPr>
-              <w:t>단속 내역 화면</w:t>
-            </w:r>
-          </w:p>
-        </w:tc>
-        <w:tc>
-          <w:tcPr>
-            <w:tcW w:w="1588" w:type="dxa"/>
-            <w:vAlign w:val="center"/>
-          </w:tcPr>
-          <w:p>
-            <w:pPr>
-              <w:wordWrap/>
-              <w:jc w:val="center"/>
-              <w:rPr>
-                <w:sz w:val="20"/>
-                <w:szCs w:val="20"/>
-              </w:rPr>
-            </w:pPr>
-            <w:r>
-              <w:rPr>
-                <w:rFonts w:hint="eastAsia"/>
-                <w:sz w:val="20"/>
-                <w:szCs w:val="20"/>
-              </w:rPr>
-              <w:t>26-03-18</w:t>
-            </w:r>
-          </w:p>
-        </w:tc>
-        <w:tc>
-          <w:tcPr>
-            <w:tcW w:w="1588" w:type="dxa"/>
-            <w:vAlign w:val="center"/>
-          </w:tcPr>
-          <w:p>
-            <w:pPr>
-              <w:wordWrap/>
-              <w:jc w:val="center"/>
-              <w:rPr>
-                <w:sz w:val="20"/>
-                <w:szCs w:val="20"/>
-              </w:rPr>
-            </w:pPr>
-            <w:r>
-              <w:rPr>
-                <w:rFonts w:hint="eastAsia"/>
-                <w:sz w:val="20"/>
-                <w:szCs w:val="20"/>
-              </w:rPr>
-              <w:t>26-03-24</w:t>
-            </w:r>
-          </w:p>
-        </w:tc>
-        <w:tc>
-          <w:tcPr>
-            <w:tcW w:w="2521" w:type="dxa"/>
-            <w:vAlign w:val="center"/>
-          </w:tcPr>
-          <w:p>
-            <w:pPr>
-              <w:wordWrap/>
-              <w:jc w:val="center"/>
-              <w:rPr>
-                <w:sz w:val="20"/>
-                <w:szCs w:val="20"/>
-              </w:rPr>
-            </w:pPr>
-            <w:r>
-              <w:rPr>
-                <w:rFonts w:hint="eastAsia"/>
-                <w:sz w:val="20"/>
-                <w:szCs w:val="20"/>
-              </w:rPr>
-              <w:t>100%</w:t>
-            </w:r>
-          </w:p>
-        </w:tc>
-      </w:tr>
-      <w:tr>
-        <w:trPr>
-          <w:jc w:val="center"/>
-        </w:trPr>
-        <w:tc>
-          <w:tcPr>
-            <w:tcW w:w="1271" w:type="dxa"/>
-            <w:vMerge/>
-            <w:vAlign w:val="center"/>
-          </w:tcPr>
-          <w:p>
-            <w:pPr>
-              <w:wordWrap/>
-              <w:jc w:val="center"/>
-              <w:rPr>
-                <w:sz w:val="20"/>
-                <w:szCs w:val="20"/>
-              </w:rPr>
-            </w:pPr>
-          </w:p>
-        </w:tc>
-        <w:tc>
-          <w:tcPr>
-            <w:tcW w:w="2206" w:type="dxa"/>
-            <w:vAlign w:val="center"/>
-          </w:tcPr>
-          <w:p>
-            <w:pPr>
-              <w:wordWrap/>
-              <w:jc w:val="center"/>
-              <w:rPr>
-                <w:sz w:val="20"/>
-                <w:szCs w:val="20"/>
-              </w:rPr>
-            </w:pPr>
-            <w:r>
-              <w:rPr>
-                <w:rFonts w:hint="eastAsia"/>
-                <w:sz w:val="20"/>
-                <w:szCs w:val="20"/>
-              </w:rPr>
-              <w:t>CCTV 화면</w:t>
-            </w:r>
-          </w:p>
-        </w:tc>
-        <w:tc>
-          <w:tcPr>
-            <w:tcW w:w="1588" w:type="dxa"/>
-            <w:vAlign w:val="center"/>
-          </w:tcPr>
-          <w:p>
-            <w:pPr>
-              <w:wordWrap/>
-              <w:jc w:val="center"/>
-              <w:rPr>
-                <w:sz w:val="20"/>
-                <w:szCs w:val="20"/>
-              </w:rPr>
-            </w:pPr>
-            <w:r>
-              <w:rPr>
-                <w:rFonts w:hint="eastAsia"/>
-                <w:sz w:val="20"/>
-                <w:szCs w:val="20"/>
-              </w:rPr>
-              <w:t>26-03-20</w:t>
-            </w:r>
-          </w:p>
-        </w:tc>
-        <w:tc>
-          <w:tcPr>
-            <w:tcW w:w="1588" w:type="dxa"/>
-            <w:vAlign w:val="center"/>
-          </w:tcPr>
-          <w:p>
-            <w:pPr>
-              <w:wordWrap/>
-              <w:jc w:val="center"/>
-              <w:rPr>
-                <w:sz w:val="20"/>
-                <w:szCs w:val="20"/>
-              </w:rPr>
-            </w:pPr>
-            <w:r>
-              <w:rPr>
-                <w:rFonts w:hint="eastAsia"/>
-                <w:sz w:val="20"/>
-                <w:szCs w:val="20"/>
-              </w:rPr>
-              <w:t>26-03-24</w:t>
-            </w:r>
-          </w:p>
-        </w:tc>
-        <w:tc>
-          <w:tcPr>
-            <w:tcW w:w="2521" w:type="dxa"/>
-            <w:vAlign w:val="center"/>
-          </w:tcPr>
-          <w:p>
-            <w:pPr>
-              <w:wordWrap/>
-              <w:jc w:val="center"/>
-              <w:rPr>
-                <w:sz w:val="20"/>
-                <w:szCs w:val="20"/>
-              </w:rPr>
-            </w:pPr>
-            <w:r>
-              <w:rPr>
-                <w:rFonts w:hint="eastAsia"/>
-                <w:sz w:val="20"/>
-                <w:szCs w:val="20"/>
-              </w:rPr>
-              <w:t>100%</w:t>
-            </w:r>
-          </w:p>
-        </w:tc>
-      </w:tr>
-      <w:tr>
-        <w:trPr>
-          <w:jc w:val="center"/>
-        </w:trPr>
-        <w:tc>
-          <w:tcPr>
-            <w:tcW w:w="1271" w:type="dxa"/>
-            <w:vMerge/>
-            <w:vAlign w:val="center"/>
-          </w:tcPr>
-          <w:p>
-            <w:pPr>
-              <w:wordWrap/>
-              <w:jc w:val="center"/>
-              <w:rPr>
-                <w:sz w:val="20"/>
-                <w:szCs w:val="20"/>
-              </w:rPr>
-            </w:pPr>
-          </w:p>
-        </w:tc>
-        <w:tc>
-          <w:tcPr>
-            <w:tcW w:w="2206" w:type="dxa"/>
-            <w:vAlign w:val="center"/>
-          </w:tcPr>
-          <w:p>
-            <w:pPr>
-              <w:wordWrap/>
-              <w:jc w:val="center"/>
-              <w:rPr>
-                <w:b/>
-                <w:color w:val="45B0E1" w:themeColor="accent1" w:themeTint="99"/>
+                <w:bCs/>
+                <w:color w:val="000000" w:themeColor="text1"/>
                 <w:sz w:val="20"/>
                 <w:szCs w:val="20"/>
                 <w14:textOutline w14:w="0" w14:cap="flat" w14:cmpd="sng" w14:algn="ctr">
@@ -3502,8 +2436,8 @@
             <w:r>
               <w:rPr>
                 <w:rFonts w:hint="eastAsia"/>
-                <w:b/>
-                <w:color w:val="45B0E1" w:themeColor="accent1" w:themeTint="99"/>
+                <w:bCs/>
+                <w:color w:val="000000" w:themeColor="text1"/>
                 <w:sz w:val="20"/>
                 <w:szCs w:val="20"/>
                 <w14:textOutline w14:w="0" w14:cap="flat" w14:cmpd="sng" w14:algn="ctr">
@@ -3529,8 +2463,8 @@
               <w:wordWrap/>
               <w:jc w:val="center"/>
               <w:rPr>
-                <w:b/>
-                <w:color w:val="45B0E1" w:themeColor="accent1" w:themeTint="99"/>
+                <w:bCs/>
+                <w:color w:val="000000" w:themeColor="text1"/>
                 <w:sz w:val="20"/>
                 <w:szCs w:val="20"/>
                 <w14:textOutline w14:w="0" w14:cap="flat" w14:cmpd="sng" w14:algn="ctr">
@@ -3546,8 +2480,8 @@
             <w:r>
               <w:rPr>
                 <w:rFonts w:hint="eastAsia"/>
-                <w:b/>
-                <w:color w:val="45B0E1" w:themeColor="accent1" w:themeTint="99"/>
+                <w:bCs/>
+                <w:color w:val="000000" w:themeColor="text1"/>
                 <w:sz w:val="20"/>
                 <w:szCs w:val="20"/>
                 <w14:textOutline w14:w="0" w14:cap="flat" w14:cmpd="sng" w14:algn="ctr">
@@ -3559,13 +2493,21 @@
                   <w14:bevelT w14:w="25400" w14:h="38100" w14:prst="circle"/>
                 </w14:props3d>
               </w:rPr>
-              <w:t>26-03-2</w:t>
-            </w:r>
-            <w:r>
-              <w:rPr>
-                <w:rFonts w:hint="eastAsia"/>
-                <w:b/>
-                <w:color w:val="45B0E1" w:themeColor="accent1" w:themeTint="99"/>
+              <w:t>26-03-23</w:t>
+            </w:r>
+          </w:p>
+        </w:tc>
+        <w:tc>
+          <w:tcPr>
+            <w:tcW w:w="1588" w:type="dxa"/>
+            <w:vAlign w:val="center"/>
+          </w:tcPr>
+          <w:p>
+            <w:pPr>
+              <w:wordWrap/>
+              <w:rPr>
+                <w:bCs/>
+                <w:color w:val="000000" w:themeColor="text1"/>
                 <w:sz w:val="20"/>
                 <w:szCs w:val="20"/>
                 <w14:textOutline w14:w="0" w14:cap="flat" w14:cmpd="sng" w14:algn="ctr">
@@ -3577,21 +2519,21 @@
                   <w14:bevelT w14:w="25400" w14:h="38100" w14:prst="circle"/>
                 </w14:props3d>
               </w:rPr>
-              <w:t>3</w:t>
-            </w:r>
-          </w:p>
-        </w:tc>
-        <w:tc>
-          <w:tcPr>
-            <w:tcW w:w="1588" w:type="dxa"/>
+            </w:pPr>
+          </w:p>
+        </w:tc>
+        <w:tc>
+          <w:tcPr>
+            <w:tcW w:w="2521" w:type="dxa"/>
             <w:vAlign w:val="center"/>
           </w:tcPr>
           <w:p>
             <w:pPr>
               <w:wordWrap/>
-              <w:rPr>
-                <w:b/>
-                <w:color w:val="45B0E1" w:themeColor="accent1" w:themeTint="99"/>
+              <w:jc w:val="center"/>
+              <w:rPr>
+                <w:bCs/>
+                <w:color w:val="000000" w:themeColor="text1"/>
                 <w:sz w:val="20"/>
                 <w:szCs w:val="20"/>
                 <w14:textOutline w14:w="0" w14:cap="flat" w14:cmpd="sng" w14:algn="ctr">
@@ -3604,20 +2546,11 @@
                 </w14:props3d>
               </w:rPr>
             </w:pPr>
-          </w:p>
-        </w:tc>
-        <w:tc>
-          <w:tcPr>
-            <w:tcW w:w="2521" w:type="dxa"/>
-            <w:vAlign w:val="center"/>
-          </w:tcPr>
-          <w:p>
-            <w:pPr>
-              <w:wordWrap/>
-              <w:jc w:val="center"/>
-              <w:rPr>
-                <w:b/>
-                <w:color w:val="45B0E1" w:themeColor="accent1" w:themeTint="99"/>
+            <w:r>
+              <w:rPr>
+                <w:rFonts w:hint="eastAsia"/>
+                <w:bCs/>
+                <w:color w:val="000000" w:themeColor="text1"/>
                 <w:sz w:val="20"/>
                 <w:szCs w:val="20"/>
                 <w14:textOutline w14:w="0" w14:cap="flat" w14:cmpd="sng" w14:algn="ctr">
@@ -3629,12 +2562,44 @@
                   <w14:bevelT w14:w="25400" w14:h="38100" w14:prst="circle"/>
                 </w14:props3d>
               </w:rPr>
-            </w:pPr>
-            <w:r>
-              <w:rPr>
-                <w:rFonts w:hint="eastAsia"/>
-                <w:b/>
-                <w:color w:val="45B0E1" w:themeColor="accent1" w:themeTint="99"/>
+              <w:t>80%</w:t>
+            </w:r>
+          </w:p>
+        </w:tc>
+      </w:tr>
+      <w:tr>
+        <w:trPr>
+          <w:jc w:val="center"/>
+        </w:trPr>
+        <w:tc>
+          <w:tcPr>
+            <w:tcW w:w="1271" w:type="dxa"/>
+            <w:vMerge/>
+            <w:vAlign w:val="center"/>
+          </w:tcPr>
+          <w:p>
+            <w:pPr>
+              <w:wordWrap/>
+              <w:jc w:val="center"/>
+              <w:rPr>
+                <w:sz w:val="20"/>
+                <w:szCs w:val="20"/>
+              </w:rPr>
+            </w:pPr>
+          </w:p>
+        </w:tc>
+        <w:tc>
+          <w:tcPr>
+            <w:tcW w:w="2206" w:type="dxa"/>
+            <w:vAlign w:val="center"/>
+          </w:tcPr>
+          <w:p>
+            <w:pPr>
+              <w:wordWrap/>
+              <w:jc w:val="center"/>
+              <w:rPr>
+                <w:bCs/>
+                <w:color w:val="000000" w:themeColor="text1"/>
                 <w:sz w:val="20"/>
                 <w:szCs w:val="20"/>
                 <w14:textOutline w14:w="0" w14:cap="flat" w14:cmpd="sng" w14:algn="ctr">
@@ -3646,13 +2611,12 @@
                   <w14:bevelT w14:w="25400" w14:h="38100" w14:prst="circle"/>
                 </w14:props3d>
               </w:rPr>
-              <w:t>80</w:t>
-            </w:r>
-            <w:r>
-              <w:rPr>
-                <w:rFonts w:hint="eastAsia"/>
-                <w:b/>
-                <w:color w:val="45B0E1" w:themeColor="accent1" w:themeTint="99"/>
+            </w:pPr>
+            <w:r>
+              <w:rPr>
+                <w:rFonts w:hint="eastAsia"/>
+                <w:bCs/>
+                <w:color w:val="000000" w:themeColor="text1"/>
                 <w:sz w:val="20"/>
                 <w:szCs w:val="20"/>
                 <w14:textOutline w14:w="0" w14:cap="flat" w14:cmpd="sng" w14:algn="ctr">
@@ -3664,35 +2628,13 @@
                   <w14:bevelT w14:w="25400" w14:h="38100" w14:prst="circle"/>
                 </w14:props3d>
               </w:rPr>
-              <w:t>%</w:t>
-            </w:r>
-          </w:p>
-        </w:tc>
-      </w:tr>
-      <w:tr>
-        <w:trPr>
-          <w:jc w:val="center"/>
-        </w:trPr>
-        <w:tc>
-          <w:tcPr>
-            <w:tcW w:w="1271" w:type="dxa"/>
-            <w:vMerge/>
-            <w:vAlign w:val="center"/>
-          </w:tcPr>
-          <w:p>
-            <w:pPr>
-              <w:wordWrap/>
-              <w:jc w:val="center"/>
-              <w:rPr>
-                <w:sz w:val="20"/>
-                <w:szCs w:val="20"/>
-              </w:rPr>
-            </w:pPr>
-          </w:p>
-        </w:tc>
-        <w:tc>
-          <w:tcPr>
-            <w:tcW w:w="2206" w:type="dxa"/>
+              <w:t>OCR 개발</w:t>
+            </w:r>
+          </w:p>
+        </w:tc>
+        <w:tc>
+          <w:tcPr>
+            <w:tcW w:w="1588" w:type="dxa"/>
             <w:vAlign w:val="center"/>
           </w:tcPr>
           <w:p>
@@ -3702,276 +2644,6 @@
               <w:rPr>
                 <w:bCs/>
                 <w:color w:val="000000" w:themeColor="text1"/>
-                <w:sz w:val="20"/>
-                <w:szCs w:val="20"/>
-              </w:rPr>
-            </w:pPr>
-            <w:r>
-              <w:rPr>
-                <w:rFonts w:hint="eastAsia"/>
-                <w:bCs/>
-                <w:color w:val="000000" w:themeColor="text1"/>
-                <w:sz w:val="20"/>
-                <w:szCs w:val="20"/>
-              </w:rPr>
-              <w:t>과속 감지 모니터</w:t>
-            </w:r>
-          </w:p>
-        </w:tc>
-        <w:tc>
-          <w:tcPr>
-            <w:tcW w:w="1588" w:type="dxa"/>
-            <w:vAlign w:val="center"/>
-          </w:tcPr>
-          <w:p>
-            <w:pPr>
-              <w:wordWrap/>
-              <w:jc w:val="center"/>
-              <w:rPr>
-                <w:bCs/>
-                <w:color w:val="000000" w:themeColor="text1"/>
-                <w:sz w:val="20"/>
-                <w:szCs w:val="20"/>
-              </w:rPr>
-            </w:pPr>
-            <w:r>
-              <w:rPr>
-                <w:rFonts w:hint="eastAsia"/>
-                <w:bCs/>
-                <w:color w:val="000000" w:themeColor="text1"/>
-                <w:sz w:val="20"/>
-                <w:szCs w:val="20"/>
-              </w:rPr>
-              <w:t>26-03-18</w:t>
-            </w:r>
-          </w:p>
-        </w:tc>
-        <w:tc>
-          <w:tcPr>
-            <w:tcW w:w="1588" w:type="dxa"/>
-            <w:vAlign w:val="center"/>
-          </w:tcPr>
-          <w:p>
-            <w:pPr>
-              <w:wordWrap/>
-              <w:jc w:val="center"/>
-              <w:rPr>
-                <w:bCs/>
-                <w:color w:val="000000" w:themeColor="text1"/>
-                <w:sz w:val="20"/>
-                <w:szCs w:val="20"/>
-              </w:rPr>
-            </w:pPr>
-            <w:r>
-              <w:rPr>
-                <w:rFonts w:hint="eastAsia"/>
-                <w:bCs/>
-                <w:color w:val="000000" w:themeColor="text1"/>
-                <w:sz w:val="20"/>
-                <w:szCs w:val="20"/>
-              </w:rPr>
-              <w:t>26-03-24</w:t>
-            </w:r>
-          </w:p>
-        </w:tc>
-        <w:tc>
-          <w:tcPr>
-            <w:tcW w:w="2521" w:type="dxa"/>
-            <w:vAlign w:val="center"/>
-          </w:tcPr>
-          <w:p>
-            <w:pPr>
-              <w:wordWrap/>
-              <w:jc w:val="center"/>
-              <w:rPr>
-                <w:bCs/>
-                <w:color w:val="000000" w:themeColor="text1"/>
-                <w:sz w:val="20"/>
-                <w:szCs w:val="20"/>
-              </w:rPr>
-            </w:pPr>
-            <w:r>
-              <w:rPr>
-                <w:rFonts w:hint="eastAsia"/>
-                <w:bCs/>
-                <w:color w:val="000000" w:themeColor="text1"/>
-                <w:sz w:val="20"/>
-                <w:szCs w:val="20"/>
-              </w:rPr>
-              <w:t>100%</w:t>
-            </w:r>
-          </w:p>
-        </w:tc>
-      </w:tr>
-      <w:tr>
-        <w:trPr>
-          <w:jc w:val="center"/>
-        </w:trPr>
-        <w:tc>
-          <w:tcPr>
-            <w:tcW w:w="1271" w:type="dxa"/>
-            <w:vMerge/>
-            <w:vAlign w:val="center"/>
-          </w:tcPr>
-          <w:p>
-            <w:pPr>
-              <w:wordWrap/>
-              <w:jc w:val="center"/>
-              <w:rPr>
-                <w:sz w:val="20"/>
-                <w:szCs w:val="20"/>
-              </w:rPr>
-            </w:pPr>
-          </w:p>
-        </w:tc>
-        <w:tc>
-          <w:tcPr>
-            <w:tcW w:w="2206" w:type="dxa"/>
-            <w:vAlign w:val="center"/>
-          </w:tcPr>
-          <w:p>
-            <w:pPr>
-              <w:wordWrap/>
-              <w:jc w:val="center"/>
-              <w:rPr>
-                <w:bCs/>
-                <w:color w:val="000000" w:themeColor="text1"/>
-                <w:sz w:val="20"/>
-                <w:szCs w:val="20"/>
-              </w:rPr>
-            </w:pPr>
-            <w:proofErr w:type="spellStart"/>
-            <w:r>
-              <w:rPr>
-                <w:rFonts w:hint="eastAsia"/>
-                <w:bCs/>
-                <w:color w:val="000000" w:themeColor="text1"/>
-                <w:sz w:val="20"/>
-                <w:szCs w:val="20"/>
-              </w:rPr>
-              <w:t>FastAPI</w:t>
-            </w:r>
-            <w:proofErr w:type="spellEnd"/>
-          </w:p>
-        </w:tc>
-        <w:tc>
-          <w:tcPr>
-            <w:tcW w:w="1588" w:type="dxa"/>
-            <w:vAlign w:val="center"/>
-          </w:tcPr>
-          <w:p>
-            <w:pPr>
-              <w:wordWrap/>
-              <w:jc w:val="center"/>
-              <w:rPr>
-                <w:bCs/>
-                <w:color w:val="000000" w:themeColor="text1"/>
-                <w:sz w:val="20"/>
-                <w:szCs w:val="20"/>
-              </w:rPr>
-            </w:pPr>
-            <w:r>
-              <w:rPr>
-                <w:rFonts w:hint="eastAsia"/>
-                <w:bCs/>
-                <w:color w:val="000000" w:themeColor="text1"/>
-                <w:sz w:val="20"/>
-                <w:szCs w:val="20"/>
-              </w:rPr>
-              <w:t>26-03-18</w:t>
-            </w:r>
-          </w:p>
-        </w:tc>
-        <w:tc>
-          <w:tcPr>
-            <w:tcW w:w="1588" w:type="dxa"/>
-            <w:vAlign w:val="center"/>
-          </w:tcPr>
-          <w:p>
-            <w:pPr>
-              <w:wordWrap/>
-              <w:jc w:val="center"/>
-              <w:rPr>
-                <w:bCs/>
-                <w:color w:val="000000" w:themeColor="text1"/>
-                <w:sz w:val="20"/>
-                <w:szCs w:val="20"/>
-              </w:rPr>
-            </w:pPr>
-            <w:r>
-              <w:rPr>
-                <w:rFonts w:hint="eastAsia"/>
-                <w:bCs/>
-                <w:color w:val="000000" w:themeColor="text1"/>
-                <w:sz w:val="20"/>
-                <w:szCs w:val="20"/>
-              </w:rPr>
-              <w:t>26-03-23</w:t>
-            </w:r>
-          </w:p>
-        </w:tc>
-        <w:tc>
-          <w:tcPr>
-            <w:tcW w:w="2521" w:type="dxa"/>
-            <w:vAlign w:val="center"/>
-          </w:tcPr>
-          <w:p>
-            <w:pPr>
-              <w:wordWrap/>
-              <w:jc w:val="center"/>
-              <w:rPr>
-                <w:bCs/>
-                <w:color w:val="000000" w:themeColor="text1"/>
-                <w:sz w:val="20"/>
-                <w:szCs w:val="20"/>
-              </w:rPr>
-            </w:pPr>
-            <w:r>
-              <w:rPr>
-                <w:rFonts w:hint="eastAsia"/>
-                <w:bCs/>
-                <w:color w:val="000000" w:themeColor="text1"/>
-                <w:sz w:val="20"/>
-                <w:szCs w:val="20"/>
-              </w:rPr>
-              <w:t>100%</w:t>
-            </w:r>
-          </w:p>
-        </w:tc>
-      </w:tr>
-      <w:tr>
-        <w:trPr>
-          <w:jc w:val="center"/>
-        </w:trPr>
-        <w:tc>
-          <w:tcPr>
-            <w:tcW w:w="1271" w:type="dxa"/>
-            <w:vMerge/>
-            <w:vAlign w:val="center"/>
-          </w:tcPr>
-          <w:p>
-            <w:pPr>
-              <w:wordWrap/>
-              <w:jc w:val="center"/>
-              <w:rPr>
-                <w:sz w:val="20"/>
-                <w:szCs w:val="20"/>
-              </w:rPr>
-            </w:pPr>
-          </w:p>
-        </w:tc>
-        <w:tc>
-          <w:tcPr>
-            <w:tcW w:w="2206" w:type="dxa"/>
-            <w:vAlign w:val="center"/>
-          </w:tcPr>
-          <w:p>
-            <w:pPr>
-              <w:wordWrap/>
-              <w:jc w:val="center"/>
-              <w:rPr>
-                <w:b/>
-                <w:color w:val="45B0E1" w:themeColor="accent1" w:themeTint="99"/>
                 <w:sz w:val="20"/>
                 <w:szCs w:val="20"/>
                 <w14:textOutline w14:w="0" w14:cap="flat" w14:cmpd="sng" w14:algn="ctr">
@@ -3987,8 +2659,8 @@
             <w:r>
               <w:rPr>
                 <w:rFonts w:hint="eastAsia"/>
-                <w:b/>
-                <w:color w:val="45B0E1" w:themeColor="accent1" w:themeTint="99"/>
+                <w:bCs/>
+                <w:color w:val="000000" w:themeColor="text1"/>
                 <w:sz w:val="20"/>
                 <w:szCs w:val="20"/>
                 <w14:textOutline w14:w="0" w14:cap="flat" w14:cmpd="sng" w14:algn="ctr">
@@ -4000,7 +2672,7 @@
                   <w14:bevelT w14:w="25400" w14:h="38100" w14:prst="circle"/>
                 </w14:props3d>
               </w:rPr>
-              <w:t>OCR 개발</w:t>
+              <w:t>26-03-19</w:t>
             </w:r>
           </w:p>
         </w:tc>
@@ -4014,8 +2686,8 @@
               <w:wordWrap/>
               <w:jc w:val="center"/>
               <w:rPr>
-                <w:b/>
-                <w:color w:val="45B0E1" w:themeColor="accent1" w:themeTint="99"/>
+                <w:bCs/>
+                <w:color w:val="000000" w:themeColor="text1"/>
                 <w:sz w:val="20"/>
                 <w:szCs w:val="20"/>
                 <w14:textOutline w14:w="0" w14:cap="flat" w14:cmpd="sng" w14:algn="ctr">
@@ -4031,8 +2703,8 @@
             <w:r>
               <w:rPr>
                 <w:rFonts w:hint="eastAsia"/>
-                <w:b/>
-                <w:color w:val="45B0E1" w:themeColor="accent1" w:themeTint="99"/>
+                <w:bCs/>
+                <w:color w:val="000000" w:themeColor="text1"/>
                 <w:sz w:val="20"/>
                 <w:szCs w:val="20"/>
                 <w14:textOutline w14:w="0" w14:cap="flat" w14:cmpd="sng" w14:algn="ctr">
@@ -4044,13 +2716,13 @@
                   <w14:bevelT w14:w="25400" w14:h="38100" w14:prst="circle"/>
                 </w14:props3d>
               </w:rPr>
-              <w:t>26-03-19</w:t>
-            </w:r>
-          </w:p>
-        </w:tc>
-        <w:tc>
-          <w:tcPr>
-            <w:tcW w:w="1588" w:type="dxa"/>
+              <w:t>26-03-31</w:t>
+            </w:r>
+          </w:p>
+        </w:tc>
+        <w:tc>
+          <w:tcPr>
+            <w:tcW w:w="2521" w:type="dxa"/>
             <w:vAlign w:val="center"/>
           </w:tcPr>
           <w:p>
@@ -4058,9 +2730,8 @@
               <w:wordWrap/>
               <w:jc w:val="center"/>
               <w:rPr>
-                <w:rFonts w:hint="eastAsia"/>
-                <w:b/>
-                <w:color w:val="45B0E1" w:themeColor="accent1" w:themeTint="99"/>
+                <w:bCs/>
+                <w:color w:val="000000" w:themeColor="text1"/>
                 <w:sz w:val="20"/>
                 <w:szCs w:val="20"/>
                 <w14:textOutline w14:w="0" w14:cap="flat" w14:cmpd="sng" w14:algn="ctr">
@@ -4076,8 +2747,8 @@
             <w:r>
               <w:rPr>
                 <w:rFonts w:hint="eastAsia"/>
-                <w:b/>
-                <w:color w:val="45B0E1" w:themeColor="accent1" w:themeTint="99"/>
+                <w:bCs/>
+                <w:color w:val="000000" w:themeColor="text1"/>
                 <w:sz w:val="20"/>
                 <w:szCs w:val="20"/>
                 <w14:textOutline w14:w="0" w14:cap="flat" w14:cmpd="sng" w14:algn="ctr">
@@ -4089,13 +2760,19 @@
                   <w14:bevelT w14:w="25400" w14:h="38100" w14:prst="circle"/>
                 </w14:props3d>
               </w:rPr>
-              <w:t>26-03-31</w:t>
-            </w:r>
-          </w:p>
-        </w:tc>
-        <w:tc>
-          <w:tcPr>
-            <w:tcW w:w="2521" w:type="dxa"/>
+              <w:t>100%</w:t>
+            </w:r>
+          </w:p>
+        </w:tc>
+      </w:tr>
+      <w:tr>
+        <w:trPr>
+          <w:jc w:val="center"/>
+        </w:trPr>
+        <w:tc>
+          <w:tcPr>
+            <w:tcW w:w="1271" w:type="dxa"/>
+            <w:vMerge/>
             <w:vAlign w:val="center"/>
           </w:tcPr>
           <w:p>
@@ -4103,8 +2780,24 @@
               <w:wordWrap/>
               <w:jc w:val="center"/>
               <w:rPr>
+                <w:sz w:val="20"/>
+                <w:szCs w:val="20"/>
+              </w:rPr>
+            </w:pPr>
+          </w:p>
+        </w:tc>
+        <w:tc>
+          <w:tcPr>
+            <w:tcW w:w="2206" w:type="dxa"/>
+            <w:vAlign w:val="center"/>
+          </w:tcPr>
+          <w:p>
+            <w:pPr>
+              <w:wordWrap/>
+              <w:jc w:val="center"/>
+              <w:rPr>
                 <w:b/>
-                <w:color w:val="45B0E1" w:themeColor="accent1" w:themeTint="99"/>
+                <w:color w:val="EE0000"/>
                 <w:sz w:val="20"/>
                 <w:szCs w:val="20"/>
                 <w14:textOutline w14:w="0" w14:cap="flat" w14:cmpd="sng" w14:algn="ctr">
@@ -4121,7 +2814,7 @@
               <w:rPr>
                 <w:rFonts w:hint="eastAsia"/>
                 <w:b/>
-                <w:color w:val="45B0E1" w:themeColor="accent1" w:themeTint="99"/>
+                <w:color w:val="EE0000"/>
                 <w:sz w:val="20"/>
                 <w:szCs w:val="20"/>
                 <w14:textOutline w14:w="0" w14:cap="flat" w14:cmpd="sng" w14:algn="ctr">
@@ -4133,13 +2826,22 @@
                   <w14:bevelT w14:w="25400" w14:h="38100" w14:prst="circle"/>
                 </w14:props3d>
               </w:rPr>
-              <w:t>100</w:t>
-            </w:r>
-            <w:r>
-              <w:rPr>
-                <w:rFonts w:hint="eastAsia"/>
+              <w:t>예지보전 화면 개발</w:t>
+            </w:r>
+          </w:p>
+        </w:tc>
+        <w:tc>
+          <w:tcPr>
+            <w:tcW w:w="1588" w:type="dxa"/>
+            <w:vAlign w:val="center"/>
+          </w:tcPr>
+          <w:p>
+            <w:pPr>
+              <w:wordWrap/>
+              <w:jc w:val="center"/>
+              <w:rPr>
                 <w:b/>
-                <w:color w:val="45B0E1" w:themeColor="accent1" w:themeTint="99"/>
+                <w:color w:val="EE0000"/>
                 <w:sz w:val="20"/>
                 <w:szCs w:val="20"/>
                 <w14:textOutline w14:w="0" w14:cap="flat" w14:cmpd="sng" w14:algn="ctr">
@@ -4151,6 +2853,111 @@
                   <w14:bevelT w14:w="25400" w14:h="38100" w14:prst="circle"/>
                 </w14:props3d>
               </w:rPr>
+            </w:pPr>
+            <w:r>
+              <w:rPr>
+                <w:rFonts w:hint="eastAsia"/>
+                <w:b/>
+                <w:color w:val="EE0000"/>
+                <w:sz w:val="20"/>
+                <w:szCs w:val="20"/>
+                <w14:textOutline w14:w="0" w14:cap="flat" w14:cmpd="sng" w14:algn="ctr">
+                  <w14:noFill/>
+                  <w14:prstDash w14:val="solid"/>
+                  <w14:round/>
+                </w14:textOutline>
+                <w14:props3d w14:extrusionH="57150" w14:contourW="0" w14:prstMaterial="softEdge">
+                  <w14:bevelT w14:w="25400" w14:h="38100" w14:prst="circle"/>
+                </w14:props3d>
+              </w:rPr>
+              <w:t>26-04-01</w:t>
+            </w:r>
+          </w:p>
+        </w:tc>
+        <w:tc>
+          <w:tcPr>
+            <w:tcW w:w="1588" w:type="dxa"/>
+            <w:vAlign w:val="center"/>
+          </w:tcPr>
+          <w:p>
+            <w:pPr>
+              <w:wordWrap/>
+              <w:jc w:val="center"/>
+              <w:rPr>
+                <w:b/>
+                <w:color w:val="EE0000"/>
+                <w:sz w:val="20"/>
+                <w:szCs w:val="20"/>
+                <w14:textOutline w14:w="0" w14:cap="flat" w14:cmpd="sng" w14:algn="ctr">
+                  <w14:noFill/>
+                  <w14:prstDash w14:val="solid"/>
+                  <w14:round/>
+                </w14:textOutline>
+                <w14:props3d w14:extrusionH="57150" w14:contourW="0" w14:prstMaterial="softEdge">
+                  <w14:bevelT w14:w="25400" w14:h="38100" w14:prst="circle"/>
+                </w14:props3d>
+              </w:rPr>
+            </w:pPr>
+          </w:p>
+        </w:tc>
+        <w:tc>
+          <w:tcPr>
+            <w:tcW w:w="2521" w:type="dxa"/>
+            <w:vAlign w:val="center"/>
+          </w:tcPr>
+          <w:p>
+            <w:pPr>
+              <w:wordWrap/>
+              <w:jc w:val="center"/>
+              <w:rPr>
+                <w:b/>
+                <w:color w:val="EE0000"/>
+                <w:sz w:val="20"/>
+                <w:szCs w:val="20"/>
+                <w14:textOutline w14:w="0" w14:cap="flat" w14:cmpd="sng" w14:algn="ctr">
+                  <w14:noFill/>
+                  <w14:prstDash w14:val="solid"/>
+                  <w14:round/>
+                </w14:textOutline>
+                <w14:props3d w14:extrusionH="57150" w14:contourW="0" w14:prstMaterial="softEdge">
+                  <w14:bevelT w14:w="25400" w14:h="38100" w14:prst="circle"/>
+                </w14:props3d>
+              </w:rPr>
+            </w:pPr>
+            <w:r>
+              <w:rPr>
+                <w:rFonts w:hint="eastAsia"/>
+                <w:b/>
+                <w:color w:val="EE0000"/>
+                <w:sz w:val="20"/>
+                <w:szCs w:val="20"/>
+                <w14:textOutline w14:w="0" w14:cap="flat" w14:cmpd="sng" w14:algn="ctr">
+                  <w14:noFill/>
+                  <w14:prstDash w14:val="solid"/>
+                  <w14:round/>
+                </w14:textOutline>
+                <w14:props3d w14:extrusionH="57150" w14:contourW="0" w14:prstMaterial="softEdge">
+                  <w14:bevelT w14:w="25400" w14:h="38100" w14:prst="circle"/>
+                </w14:props3d>
+              </w:rPr>
+              <w:t>70</w:t>
+            </w:r>
+            <w:r>
+              <w:rPr>
+                <w:rFonts w:hint="eastAsia"/>
+                <w:b/>
+                <w:color w:val="EE0000"/>
+                <w:sz w:val="20"/>
+                <w:szCs w:val="20"/>
+                <w14:textOutline w14:w="0" w14:cap="flat" w14:cmpd="sng" w14:algn="ctr">
+                  <w14:noFill/>
+                  <w14:prstDash w14:val="solid"/>
+                  <w14:round/>
+                </w14:textOutline>
+                <w14:props3d w14:extrusionH="57150" w14:contourW="0" w14:prstMaterial="softEdge">
+                  <w14:bevelT w14:w="25400" w14:h="38100" w14:prst="circle"/>
+                </w14:props3d>
+              </w:rPr>
               <w:t>%</w:t>
             </w:r>
           </w:p>
@@ -4181,7 +2988,7 @@
                 <w:sz w:val="20"/>
                 <w:szCs w:val="20"/>
               </w:rPr>
-              <w:t>DB</w:t>
+              <w:t>발표</w:t>
             </w:r>
           </w:p>
         </w:tc>
@@ -4195,17 +3002,37 @@
               <w:wordWrap/>
               <w:jc w:val="center"/>
               <w:rPr>
-                <w:sz w:val="20"/>
-                <w:szCs w:val="20"/>
-              </w:rPr>
-            </w:pPr>
-            <w:r>
-              <w:rPr>
-                <w:rFonts w:hint="eastAsia"/>
-                <w:sz w:val="20"/>
-                <w:szCs w:val="20"/>
-              </w:rPr>
-              <w:t>DB개발</w:t>
+                <w:b/>
+                <w:color w:val="45B0E1" w:themeColor="accent1" w:themeTint="99"/>
+                <w:sz w:val="20"/>
+                <w:szCs w:val="20"/>
+                <w14:textOutline w14:w="0" w14:cap="flat" w14:cmpd="sng" w14:algn="ctr">
+                  <w14:noFill/>
+                  <w14:prstDash w14:val="solid"/>
+                  <w14:round/>
+                </w14:textOutline>
+                <w14:props3d w14:extrusionH="57150" w14:contourW="0" w14:prstMaterial="softEdge">
+                  <w14:bevelT w14:w="25400" w14:h="38100" w14:prst="circle"/>
+                </w14:props3d>
+              </w:rPr>
+            </w:pPr>
+            <w:r>
+              <w:rPr>
+                <w:rFonts w:hint="eastAsia"/>
+                <w:b/>
+                <w:color w:val="45B0E1" w:themeColor="accent1" w:themeTint="99"/>
+                <w:sz w:val="20"/>
+                <w:szCs w:val="20"/>
+                <w14:textOutline w14:w="0" w14:cap="flat" w14:cmpd="sng" w14:algn="ctr">
+                  <w14:noFill/>
+                  <w14:prstDash w14:val="solid"/>
+                  <w14:round/>
+                </w14:textOutline>
+                <w14:props3d w14:extrusionH="57150" w14:contourW="0" w14:prstMaterial="softEdge">
+                  <w14:bevelT w14:w="25400" w14:h="38100" w14:prst="circle"/>
+                </w14:props3d>
+              </w:rPr>
+              <w:t>발표PPT작성</w:t>
             </w:r>
           </w:p>
         </w:tc>
@@ -4219,17 +3046,37 @@
               <w:wordWrap/>
               <w:jc w:val="center"/>
               <w:rPr>
-                <w:sz w:val="20"/>
-                <w:szCs w:val="20"/>
-              </w:rPr>
-            </w:pPr>
-            <w:r>
-              <w:rPr>
-                <w:rFonts w:hint="eastAsia"/>
-                <w:sz w:val="20"/>
-                <w:szCs w:val="20"/>
-              </w:rPr>
-              <w:t>26-03-12</w:t>
+                <w:b/>
+                <w:color w:val="45B0E1" w:themeColor="accent1" w:themeTint="99"/>
+                <w:sz w:val="20"/>
+                <w:szCs w:val="20"/>
+                <w14:textOutline w14:w="0" w14:cap="flat" w14:cmpd="sng" w14:algn="ctr">
+                  <w14:noFill/>
+                  <w14:prstDash w14:val="solid"/>
+                  <w14:round/>
+                </w14:textOutline>
+                <w14:props3d w14:extrusionH="57150" w14:contourW="0" w14:prstMaterial="softEdge">
+                  <w14:bevelT w14:w="25400" w14:h="38100" w14:prst="circle"/>
+                </w14:props3d>
+              </w:rPr>
+            </w:pPr>
+            <w:r>
+              <w:rPr>
+                <w:rFonts w:hint="eastAsia"/>
+                <w:b/>
+                <w:color w:val="45B0E1" w:themeColor="accent1" w:themeTint="99"/>
+                <w:sz w:val="20"/>
+                <w:szCs w:val="20"/>
+                <w14:textOutline w14:w="0" w14:cap="flat" w14:cmpd="sng" w14:algn="ctr">
+                  <w14:noFill/>
+                  <w14:prstDash w14:val="solid"/>
+                  <w14:round/>
+                </w14:textOutline>
+                <w14:props3d w14:extrusionH="57150" w14:contourW="0" w14:prstMaterial="softEdge">
+                  <w14:bevelT w14:w="25400" w14:h="38100" w14:prst="circle"/>
+                </w14:props3d>
+              </w:rPr>
+              <w:t>26-03-27</w:t>
             </w:r>
           </w:p>
         </w:tc>
@@ -4243,17 +3090,37 @@
               <w:wordWrap/>
               <w:jc w:val="center"/>
               <w:rPr>
-                <w:sz w:val="20"/>
-                <w:szCs w:val="20"/>
-              </w:rPr>
-            </w:pPr>
-            <w:r>
-              <w:rPr>
-                <w:rFonts w:hint="eastAsia"/>
-                <w:sz w:val="20"/>
-                <w:szCs w:val="20"/>
-              </w:rPr>
-              <w:t>26-03-23</w:t>
+                <w:b/>
+                <w:color w:val="45B0E1" w:themeColor="accent1" w:themeTint="99"/>
+                <w:sz w:val="20"/>
+                <w:szCs w:val="20"/>
+                <w14:textOutline w14:w="0" w14:cap="flat" w14:cmpd="sng" w14:algn="ctr">
+                  <w14:noFill/>
+                  <w14:prstDash w14:val="solid"/>
+                  <w14:round/>
+                </w14:textOutline>
+                <w14:props3d w14:extrusionH="57150" w14:contourW="0" w14:prstMaterial="softEdge">
+                  <w14:bevelT w14:w="25400" w14:h="38100" w14:prst="circle"/>
+                </w14:props3d>
+              </w:rPr>
+            </w:pPr>
+            <w:r>
+              <w:rPr>
+                <w:rFonts w:hint="eastAsia"/>
+                <w:b/>
+                <w:color w:val="45B0E1" w:themeColor="accent1" w:themeTint="99"/>
+                <w:sz w:val="20"/>
+                <w:szCs w:val="20"/>
+                <w14:textOutline w14:w="0" w14:cap="flat" w14:cmpd="sng" w14:algn="ctr">
+                  <w14:noFill/>
+                  <w14:prstDash w14:val="solid"/>
+                  <w14:round/>
+                </w14:textOutline>
+                <w14:props3d w14:extrusionH="57150" w14:contourW="0" w14:prstMaterial="softEdge">
+                  <w14:bevelT w14:w="25400" w14:h="38100" w14:prst="circle"/>
+                </w14:props3d>
+              </w:rPr>
+              <w:t>26-04-01</w:t>
             </w:r>
           </w:p>
         </w:tc>
@@ -4267,15 +3134,35 @@
               <w:wordWrap/>
               <w:jc w:val="center"/>
               <w:rPr>
-                <w:sz w:val="20"/>
-                <w:szCs w:val="20"/>
-              </w:rPr>
-            </w:pPr>
-            <w:r>
-              <w:rPr>
-                <w:rFonts w:hint="eastAsia"/>
-                <w:sz w:val="20"/>
-                <w:szCs w:val="20"/>
+                <w:b/>
+                <w:color w:val="45B0E1" w:themeColor="accent1" w:themeTint="99"/>
+                <w:sz w:val="20"/>
+                <w:szCs w:val="20"/>
+                <w14:textOutline w14:w="0" w14:cap="flat" w14:cmpd="sng" w14:algn="ctr">
+                  <w14:noFill/>
+                  <w14:prstDash w14:val="solid"/>
+                  <w14:round/>
+                </w14:textOutline>
+                <w14:props3d w14:extrusionH="57150" w14:contourW="0" w14:prstMaterial="softEdge">
+                  <w14:bevelT w14:w="25400" w14:h="38100" w14:prst="circle"/>
+                </w14:props3d>
+              </w:rPr>
+            </w:pPr>
+            <w:r>
+              <w:rPr>
+                <w:rFonts w:hint="eastAsia"/>
+                <w:b/>
+                <w:color w:val="45B0E1" w:themeColor="accent1" w:themeTint="99"/>
+                <w:sz w:val="20"/>
+                <w:szCs w:val="20"/>
+                <w14:textOutline w14:w="0" w14:cap="flat" w14:cmpd="sng" w14:algn="ctr">
+                  <w14:noFill/>
+                  <w14:prstDash w14:val="solid"/>
+                  <w14:round/>
+                </w14:textOutline>
+                <w14:props3d w14:extrusionH="57150" w14:contourW="0" w14:prstMaterial="softEdge">
+                  <w14:bevelT w14:w="25400" w14:h="38100" w14:prst="circle"/>
+                </w14:props3d>
               </w:rPr>
               <w:t>100%</w:t>
             </w:r>
@@ -4295,6 +3182,7 @@
           <w:p>
             <w:pPr>
               <w:wordWrap/>
+              <w:jc w:val="center"/>
               <w:rPr>
                 <w:sz w:val="20"/>
                 <w:szCs w:val="20"/>
@@ -4312,17 +3200,37 @@
               <w:wordWrap/>
               <w:jc w:val="center"/>
               <w:rPr>
-                <w:sz w:val="20"/>
-                <w:szCs w:val="20"/>
-              </w:rPr>
-            </w:pPr>
-            <w:r>
-              <w:rPr>
-                <w:rFonts w:hint="eastAsia"/>
-                <w:sz w:val="20"/>
-                <w:szCs w:val="20"/>
-              </w:rPr>
-              <w:t>DB 고정 Data 생성</w:t>
+                <w:b/>
+                <w:color w:val="45B0E1" w:themeColor="accent1" w:themeTint="99"/>
+                <w:sz w:val="20"/>
+                <w:szCs w:val="20"/>
+                <w14:textOutline w14:w="0" w14:cap="flat" w14:cmpd="sng" w14:algn="ctr">
+                  <w14:noFill/>
+                  <w14:prstDash w14:val="solid"/>
+                  <w14:round/>
+                </w14:textOutline>
+                <w14:props3d w14:extrusionH="57150" w14:contourW="0" w14:prstMaterial="softEdge">
+                  <w14:bevelT w14:w="25400" w14:h="38100" w14:prst="circle"/>
+                </w14:props3d>
+              </w:rPr>
+            </w:pPr>
+            <w:r>
+              <w:rPr>
+                <w:rFonts w:hint="eastAsia"/>
+                <w:b/>
+                <w:color w:val="45B0E1" w:themeColor="accent1" w:themeTint="99"/>
+                <w:sz w:val="20"/>
+                <w:szCs w:val="20"/>
+                <w14:textOutline w14:w="0" w14:cap="flat" w14:cmpd="sng" w14:algn="ctr">
+                  <w14:noFill/>
+                  <w14:prstDash w14:val="solid"/>
+                  <w14:round/>
+                </w14:textOutline>
+                <w14:props3d w14:extrusionH="57150" w14:contourW="0" w14:prstMaterial="softEdge">
+                  <w14:bevelT w14:w="25400" w14:h="38100" w14:prst="circle"/>
+                </w14:props3d>
+              </w:rPr>
+              <w:t>발표 대본 작성</w:t>
             </w:r>
           </w:p>
         </w:tc>
@@ -4336,17 +3244,37 @@
               <w:wordWrap/>
               <w:jc w:val="center"/>
               <w:rPr>
-                <w:sz w:val="20"/>
-                <w:szCs w:val="20"/>
-              </w:rPr>
-            </w:pPr>
-            <w:r>
-              <w:rPr>
-                <w:rFonts w:hint="eastAsia"/>
-                <w:sz w:val="20"/>
-                <w:szCs w:val="20"/>
-              </w:rPr>
-              <w:t>26-03-23</w:t>
+                <w:b/>
+                <w:color w:val="45B0E1" w:themeColor="accent1" w:themeTint="99"/>
+                <w:sz w:val="20"/>
+                <w:szCs w:val="20"/>
+                <w14:textOutline w14:w="0" w14:cap="flat" w14:cmpd="sng" w14:algn="ctr">
+                  <w14:noFill/>
+                  <w14:prstDash w14:val="solid"/>
+                  <w14:round/>
+                </w14:textOutline>
+                <w14:props3d w14:extrusionH="57150" w14:contourW="0" w14:prstMaterial="softEdge">
+                  <w14:bevelT w14:w="25400" w14:h="38100" w14:prst="circle"/>
+                </w14:props3d>
+              </w:rPr>
+            </w:pPr>
+            <w:r>
+              <w:rPr>
+                <w:rFonts w:hint="eastAsia"/>
+                <w:b/>
+                <w:color w:val="45B0E1" w:themeColor="accent1" w:themeTint="99"/>
+                <w:sz w:val="20"/>
+                <w:szCs w:val="20"/>
+                <w14:textOutline w14:w="0" w14:cap="flat" w14:cmpd="sng" w14:algn="ctr">
+                  <w14:noFill/>
+                  <w14:prstDash w14:val="solid"/>
+                  <w14:round/>
+                </w14:textOutline>
+                <w14:props3d w14:extrusionH="57150" w14:contourW="0" w14:prstMaterial="softEdge">
+                  <w14:bevelT w14:w="25400" w14:h="38100" w14:prst="circle"/>
+                </w14:props3d>
+              </w:rPr>
+              <w:t>26-03-30</w:t>
             </w:r>
           </w:p>
         </w:tc>
@@ -4360,17 +3288,37 @@
               <w:wordWrap/>
               <w:jc w:val="center"/>
               <w:rPr>
-                <w:sz w:val="20"/>
-                <w:szCs w:val="20"/>
-              </w:rPr>
-            </w:pPr>
-            <w:r>
-              <w:rPr>
-                <w:rFonts w:hint="eastAsia"/>
-                <w:sz w:val="20"/>
-                <w:szCs w:val="20"/>
-              </w:rPr>
-              <w:t>26-03-25</w:t>
+                <w:b/>
+                <w:color w:val="45B0E1" w:themeColor="accent1" w:themeTint="99"/>
+                <w:sz w:val="20"/>
+                <w:szCs w:val="20"/>
+                <w14:textOutline w14:w="0" w14:cap="flat" w14:cmpd="sng" w14:algn="ctr">
+                  <w14:noFill/>
+                  <w14:prstDash w14:val="solid"/>
+                  <w14:round/>
+                </w14:textOutline>
+                <w14:props3d w14:extrusionH="57150" w14:contourW="0" w14:prstMaterial="softEdge">
+                  <w14:bevelT w14:w="25400" w14:h="38100" w14:prst="circle"/>
+                </w14:props3d>
+              </w:rPr>
+            </w:pPr>
+            <w:r>
+              <w:rPr>
+                <w:rFonts w:hint="eastAsia"/>
+                <w:b/>
+                <w:color w:val="45B0E1" w:themeColor="accent1" w:themeTint="99"/>
+                <w:sz w:val="20"/>
+                <w:szCs w:val="20"/>
+                <w14:textOutline w14:w="0" w14:cap="flat" w14:cmpd="sng" w14:algn="ctr">
+                  <w14:noFill/>
+                  <w14:prstDash w14:val="solid"/>
+                  <w14:round/>
+                </w14:textOutline>
+                <w14:props3d w14:extrusionH="57150" w14:contourW="0" w14:prstMaterial="softEdge">
+                  <w14:bevelT w14:w="25400" w14:h="38100" w14:prst="circle"/>
+                </w14:props3d>
+              </w:rPr>
+              <w:t>26-04-01</w:t>
             </w:r>
           </w:p>
         </w:tc>
@@ -4384,15 +3332,35 @@
               <w:wordWrap/>
               <w:jc w:val="center"/>
               <w:rPr>
-                <w:sz w:val="20"/>
-                <w:szCs w:val="20"/>
-              </w:rPr>
-            </w:pPr>
-            <w:r>
-              <w:rPr>
-                <w:rFonts w:hint="eastAsia"/>
-                <w:sz w:val="20"/>
-                <w:szCs w:val="20"/>
+                <w:b/>
+                <w:color w:val="45B0E1" w:themeColor="accent1" w:themeTint="99"/>
+                <w:sz w:val="20"/>
+                <w:szCs w:val="20"/>
+                <w14:textOutline w14:w="0" w14:cap="flat" w14:cmpd="sng" w14:algn="ctr">
+                  <w14:noFill/>
+                  <w14:prstDash w14:val="solid"/>
+                  <w14:round/>
+                </w14:textOutline>
+                <w14:props3d w14:extrusionH="57150" w14:contourW="0" w14:prstMaterial="softEdge">
+                  <w14:bevelT w14:w="25400" w14:h="38100" w14:prst="circle"/>
+                </w14:props3d>
+              </w:rPr>
+            </w:pPr>
+            <w:r>
+              <w:rPr>
+                <w:rFonts w:hint="eastAsia"/>
+                <w:b/>
+                <w:color w:val="45B0E1" w:themeColor="accent1" w:themeTint="99"/>
+                <w:sz w:val="20"/>
+                <w:szCs w:val="20"/>
+                <w14:textOutline w14:w="0" w14:cap="flat" w14:cmpd="sng" w14:algn="ctr">
+                  <w14:noFill/>
+                  <w14:prstDash w14:val="solid"/>
+                  <w14:round/>
+                </w14:textOutline>
+                <w14:props3d w14:extrusionH="57150" w14:contourW="0" w14:prstMaterial="softEdge">
+                  <w14:bevelT w14:w="25400" w14:h="38100" w14:prst="circle"/>
+                </w14:props3d>
               </w:rPr>
               <w:t>100%</w:t>
             </w:r>
@@ -4414,6 +3382,7 @@
       <w:pPr>
         <w:wordWrap/>
         <w:spacing w:after="0"/>
+        <w:ind w:firstLine="204"/>
         <w:rPr>
           <w:sz w:val="20"/>
           <w:szCs w:val="20"/>
@@ -4425,8 +3394,19 @@
           <w:sz w:val="20"/>
           <w:szCs w:val="20"/>
         </w:rPr>
-        <w:t xml:space="preserve">  차주 예정 내역</w:t>
-      </w:r>
+        <w:t>차주 예정 내역</w:t>
+      </w:r>
+    </w:p>
+    <w:p>
+      <w:pPr>
+        <w:wordWrap/>
+        <w:spacing w:after="0"/>
+        <w:ind w:firstLine="204"/>
+        <w:rPr>
+          <w:sz w:val="8"/>
+          <w:szCs w:val="8"/>
+        </w:rPr>
+      </w:pPr>
     </w:p>
     <w:tbl>
       <w:tblPr>
@@ -4609,30 +3589,15 @@
               <w:wordWrap/>
               <w:jc w:val="center"/>
               <w:rPr>
-                <w:color w:val="000000" w:themeColor="text1"/>
-                <w:sz w:val="20"/>
-                <w:szCs w:val="20"/>
-                <w14:textOutline w14:w="9525" w14:cap="rnd" w14:cmpd="sng" w14:algn="ctr">
-                  <w14:solidFill>
-                    <w14:srgbClr w14:val="EE0000"/>
-                  </w14:solidFill>
-                  <w14:prstDash w14:val="solid"/>
-                  <w14:bevel/>
-                </w14:textOutline>
-              </w:rPr>
-            </w:pPr>
-            <w:r>
-              <w:rPr>
-                <w:rFonts w:hint="eastAsia"/>
-                <w:sz w:val="20"/>
-                <w:szCs w:val="20"/>
-                <w14:textOutline w14:w="9525" w14:cap="rnd" w14:cmpd="sng" w14:algn="ctr">
-                  <w14:solidFill>
-                    <w14:srgbClr w14:val="EE0000"/>
-                  </w14:solidFill>
-                  <w14:prstDash w14:val="solid"/>
-                  <w14:bevel/>
-                </w14:textOutline>
+                <w:sz w:val="20"/>
+                <w:szCs w:val="20"/>
+              </w:rPr>
+            </w:pPr>
+            <w:r>
+              <w:rPr>
+                <w:rFonts w:hint="eastAsia"/>
+                <w:sz w:val="20"/>
+                <w:szCs w:val="20"/>
               </w:rPr>
               <w:t>예지보전 화면</w:t>
             </w:r>
@@ -4647,31 +3612,15 @@
             <w:pPr>
               <w:jc w:val="center"/>
               <w:rPr>
-                <w:color w:val="000000" w:themeColor="text1"/>
-                <w:sz w:val="20"/>
-                <w:szCs w:val="20"/>
-                <w14:textOutline w14:w="9525" w14:cap="rnd" w14:cmpd="sng" w14:algn="ctr">
-                  <w14:solidFill>
-                    <w14:srgbClr w14:val="EE0000"/>
-                  </w14:solidFill>
-                  <w14:prstDash w14:val="solid"/>
-                  <w14:bevel/>
-                </w14:textOutline>
-              </w:rPr>
-            </w:pPr>
-            <w:r>
-              <w:rPr>
-                <w:rFonts w:hint="eastAsia"/>
-                <w:color w:val="000000" w:themeColor="text1"/>
-                <w:sz w:val="20"/>
-                <w:szCs w:val="20"/>
-                <w14:textOutline w14:w="9525" w14:cap="rnd" w14:cmpd="sng" w14:algn="ctr">
-                  <w14:solidFill>
-                    <w14:srgbClr w14:val="EE0000"/>
-                  </w14:solidFill>
-                  <w14:prstDash w14:val="solid"/>
-                  <w14:bevel/>
-                </w14:textOutline>
+                <w:sz w:val="20"/>
+                <w:szCs w:val="20"/>
+              </w:rPr>
+            </w:pPr>
+            <w:r>
+              <w:rPr>
+                <w:rFonts w:hint="eastAsia"/>
+                <w:sz w:val="20"/>
+                <w:szCs w:val="20"/>
               </w:rPr>
               <w:t>26-03-19</w:t>
             </w:r>
@@ -4686,31 +3635,15 @@
             <w:pPr>
               <w:jc w:val="center"/>
               <w:rPr>
-                <w:color w:val="000000" w:themeColor="text1"/>
-                <w:sz w:val="20"/>
-                <w:szCs w:val="20"/>
-                <w14:textOutline w14:w="9525" w14:cap="rnd" w14:cmpd="sng" w14:algn="ctr">
-                  <w14:solidFill>
-                    <w14:srgbClr w14:val="EE0000"/>
-                  </w14:solidFill>
-                  <w14:prstDash w14:val="solid"/>
-                  <w14:bevel/>
-                </w14:textOutline>
-              </w:rPr>
-            </w:pPr>
-            <w:r>
-              <w:rPr>
-                <w:rFonts w:hint="eastAsia"/>
-                <w:color w:val="000000" w:themeColor="text1"/>
-                <w:sz w:val="20"/>
-                <w:szCs w:val="20"/>
-                <w14:textOutline w14:w="9525" w14:cap="rnd" w14:cmpd="sng" w14:algn="ctr">
-                  <w14:solidFill>
-                    <w14:srgbClr w14:val="EE0000"/>
-                  </w14:solidFill>
-                  <w14:prstDash w14:val="solid"/>
-                  <w14:bevel/>
-                </w14:textOutline>
+                <w:sz w:val="20"/>
+                <w:szCs w:val="20"/>
+              </w:rPr>
+            </w:pPr>
+            <w:r>
+              <w:rPr>
+                <w:rFonts w:hint="eastAsia"/>
+                <w:sz w:val="20"/>
+                <w:szCs w:val="20"/>
               </w:rPr>
               <w:t>26-03-23</w:t>
             </w:r>
@@ -4726,13 +3659,18 @@
               <w:wordWrap/>
               <w:jc w:val="center"/>
               <w:rPr>
-                <w:b/>
-                <w:bCs/>
-                <w:color w:val="000000" w:themeColor="text1"/>
-                <w:sz w:val="20"/>
-                <w:szCs w:val="20"/>
-              </w:rPr>
-            </w:pPr>
+                <w:sz w:val="20"/>
+                <w:szCs w:val="20"/>
+              </w:rPr>
+            </w:pPr>
+            <w:r>
+              <w:rPr>
+                <w:rFonts w:hint="eastAsia"/>
+                <w:sz w:val="20"/>
+                <w:szCs w:val="20"/>
+              </w:rPr>
+              <w:t>진행중</w:t>
+            </w:r>
           </w:p>
         </w:tc>
       </w:tr>
@@ -4768,31 +3706,21 @@
               <w:wordWrap/>
               <w:jc w:val="center"/>
               <w:rPr>
-                <w:color w:val="000000" w:themeColor="text1"/>
-                <w:sz w:val="20"/>
-                <w:szCs w:val="20"/>
-                <w14:textOutline w14:w="9525" w14:cap="rnd" w14:cmpd="sng" w14:algn="ctr">
-                  <w14:solidFill>
-                    <w14:srgbClr w14:val="EE0000"/>
-                  </w14:solidFill>
-                  <w14:prstDash w14:val="solid"/>
-                  <w14:bevel/>
-                </w14:textOutline>
-              </w:rPr>
-            </w:pPr>
-            <w:r>
-              <w:rPr>
-                <w:rFonts w:hint="eastAsia"/>
-                <w:color w:val="000000" w:themeColor="text1"/>
-                <w:sz w:val="20"/>
-                <w:szCs w:val="20"/>
-                <w14:textOutline w14:w="9525" w14:cap="rnd" w14:cmpd="sng" w14:algn="ctr">
-                  <w14:solidFill>
-                    <w14:srgbClr w14:val="EE0000"/>
-                  </w14:solidFill>
-                  <w14:prstDash w14:val="solid"/>
-                  <w14:bevel/>
-                </w14:textOutline>
+                <w:b/>
+                <w:bCs/>
+                <w:color w:val="EE0000"/>
+                <w:sz w:val="20"/>
+                <w:szCs w:val="20"/>
+              </w:rPr>
+            </w:pPr>
+            <w:r>
+              <w:rPr>
+                <w:rFonts w:hint="eastAsia"/>
+                <w:b/>
+                <w:bCs/>
+                <w:color w:val="EE0000"/>
+                <w:sz w:val="20"/>
+                <w:szCs w:val="20"/>
               </w:rPr>
               <w:t>예지보전 AI</w:t>
             </w:r>
@@ -4807,31 +3735,21 @@
             <w:pPr>
               <w:jc w:val="center"/>
               <w:rPr>
-                <w:color w:val="000000" w:themeColor="text1"/>
-                <w:sz w:val="20"/>
-                <w:szCs w:val="20"/>
-                <w14:textOutline w14:w="9525" w14:cap="rnd" w14:cmpd="sng" w14:algn="ctr">
-                  <w14:solidFill>
-                    <w14:srgbClr w14:val="EE0000"/>
-                  </w14:solidFill>
-                  <w14:prstDash w14:val="solid"/>
-                  <w14:bevel/>
-                </w14:textOutline>
-              </w:rPr>
-            </w:pPr>
-            <w:r>
-              <w:rPr>
-                <w:rFonts w:hint="eastAsia"/>
-                <w:color w:val="000000" w:themeColor="text1"/>
-                <w:sz w:val="20"/>
-                <w:szCs w:val="20"/>
-                <w14:textOutline w14:w="9525" w14:cap="rnd" w14:cmpd="sng" w14:algn="ctr">
-                  <w14:solidFill>
-                    <w14:srgbClr w14:val="EE0000"/>
-                  </w14:solidFill>
-                  <w14:prstDash w14:val="solid"/>
-                  <w14:bevel/>
-                </w14:textOutline>
+                <w:b/>
+                <w:bCs/>
+                <w:color w:val="EE0000"/>
+                <w:sz w:val="20"/>
+                <w:szCs w:val="20"/>
+              </w:rPr>
+            </w:pPr>
+            <w:r>
+              <w:rPr>
+                <w:rFonts w:hint="eastAsia"/>
+                <w:b/>
+                <w:bCs/>
+                <w:color w:val="EE0000"/>
+                <w:sz w:val="20"/>
+                <w:szCs w:val="20"/>
               </w:rPr>
               <w:t>26-03-19</w:t>
             </w:r>
@@ -4846,31 +3764,21 @@
             <w:pPr>
               <w:jc w:val="center"/>
               <w:rPr>
-                <w:color w:val="000000" w:themeColor="text1"/>
-                <w:sz w:val="20"/>
-                <w:szCs w:val="20"/>
-                <w14:textOutline w14:w="9525" w14:cap="rnd" w14:cmpd="sng" w14:algn="ctr">
-                  <w14:solidFill>
-                    <w14:srgbClr w14:val="EE0000"/>
-                  </w14:solidFill>
-                  <w14:prstDash w14:val="solid"/>
-                  <w14:bevel/>
-                </w14:textOutline>
-              </w:rPr>
-            </w:pPr>
-            <w:r>
-              <w:rPr>
-                <w:rFonts w:hint="eastAsia"/>
-                <w:color w:val="000000" w:themeColor="text1"/>
-                <w:sz w:val="20"/>
-                <w:szCs w:val="20"/>
-                <w14:textOutline w14:w="9525" w14:cap="rnd" w14:cmpd="sng" w14:algn="ctr">
-                  <w14:solidFill>
-                    <w14:srgbClr w14:val="EE0000"/>
-                  </w14:solidFill>
-                  <w14:prstDash w14:val="solid"/>
-                  <w14:bevel/>
-                </w14:textOutline>
+                <w:b/>
+                <w:bCs/>
+                <w:color w:val="EE0000"/>
+                <w:sz w:val="20"/>
+                <w:szCs w:val="20"/>
+              </w:rPr>
+            </w:pPr>
+            <w:r>
+              <w:rPr>
+                <w:rFonts w:hint="eastAsia"/>
+                <w:b/>
+                <w:bCs/>
+                <w:color w:val="EE0000"/>
+                <w:sz w:val="20"/>
+                <w:szCs w:val="20"/>
               </w:rPr>
               <w:t>26-03-23</w:t>
             </w:r>
@@ -4886,9 +3794,6 @@
               <w:wordWrap/>
               <w:jc w:val="center"/>
               <w:rPr>
-                <w:b/>
-                <w:bCs/>
-                <w:color w:val="000000" w:themeColor="text1"/>
                 <w:sz w:val="20"/>
                 <w:szCs w:val="20"/>
               </w:rPr>
@@ -4957,7 +3862,6 @@
             <w:pPr>
               <w:jc w:val="center"/>
               <w:rPr>
-                <w:rFonts w:hint="eastAsia"/>
                 <w:sz w:val="20"/>
                 <w:szCs w:val="20"/>
               </w:rPr>
@@ -5081,21 +3985,52 @@
         <w:wordWrap/>
         <w:spacing w:after="0"/>
         <w:ind w:firstLine="200"/>
+      </w:pPr>
+      <w:r>
         <w:rPr>
           <w:rFonts w:hint="eastAsia"/>
         </w:rPr>
-      </w:pPr>
-      <w:r>
-        <w:rPr>
-          <w:rFonts w:hint="eastAsia"/>
-        </w:rPr>
         <w:t xml:space="preserve"> </w:t>
       </w:r>
       <w:r>
         <w:rPr>
-          <w:rFonts w:hint="eastAsia"/>
-        </w:rPr>
-        <w:t>(개발일지 내용 첨부)</w:t>
+          <w:noProof/>
+        </w:rPr>
+        <w:drawing>
+          <wp:inline distT="0" distB="0" distL="0" distR="0" wp14:anchorId="781F0D43" wp14:editId="5C9E22CF">
+            <wp:extent cx="9611360" cy="4152900"/>
+            <wp:effectExtent l="0" t="0" r="8890" b="0"/>
+            <wp:docPr id="649542893" name="그림 1"/>
+            <wp:cNvGraphicFramePr>
+              <a:graphicFrameLocks xmlns:a="http://schemas.openxmlformats.org/drawingml/2006/main" noChangeAspect="1"/>
+            </wp:cNvGraphicFramePr>
+            <a:graphic xmlns:a="http://schemas.openxmlformats.org/drawingml/2006/main">
+              <a:graphicData uri="http://schemas.openxmlformats.org/drawingml/2006/picture">
+                <pic:pic xmlns:pic="http://schemas.openxmlformats.org/drawingml/2006/picture">
+                  <pic:nvPicPr>
+                    <pic:cNvPr id="649542893" name=""/>
+                    <pic:cNvPicPr/>
+                  </pic:nvPicPr>
+                  <pic:blipFill>
+                    <a:blip r:embed="rId9"/>
+                    <a:stretch>
+                      <a:fillRect/>
+                    </a:stretch>
+                  </pic:blipFill>
+                  <pic:spPr>
+                    <a:xfrm>
+                      <a:off x="0" y="0"/>
+                      <a:ext cx="9611360" cy="4152900"/>
+                    </a:xfrm>
+                    <a:prstGeom prst="rect">
+                      <a:avLst/>
+                    </a:prstGeom>
+                  </pic:spPr>
+                </pic:pic>
+              </a:graphicData>
+            </a:graphic>
+          </wp:inline>
+        </w:drawing>
       </w:r>
     </w:p>
     <w:p>
@@ -5109,21 +4044,6 @@
           <w:szCs w:val="20"/>
         </w:rPr>
       </w:pPr>
-      <w:r>
-        <w:rPr>
-          <w:sz w:val="20"/>
-          <w:szCs w:val="20"/>
-        </w:rPr>
-        <w:t xml:space="preserve">▶ </w:t>
-      </w:r>
-      <w:r>
-        <w:rPr>
-          <w:rFonts w:hint="eastAsia"/>
-          <w:sz w:val="20"/>
-          <w:szCs w:val="20"/>
-        </w:rPr>
-        <w:t>기타사항</w:t>
-      </w:r>
     </w:p>
     <w:p>
       <w:pPr>
@@ -5132,11 +4052,46 @@
         <w:autoSpaceDE/>
         <w:autoSpaceDN/>
         <w:rPr>
+          <w:sz w:val="20"/>
+          <w:szCs w:val="20"/>
+        </w:rPr>
+      </w:pPr>
+      <w:r>
+        <w:rPr>
+          <w:sz w:val="20"/>
+          <w:szCs w:val="20"/>
+        </w:rPr>
+        <w:t xml:space="preserve">▶ </w:t>
+      </w:r>
+      <w:r>
+        <w:rPr>
           <w:rFonts w:hint="eastAsia"/>
           <w:sz w:val="20"/>
           <w:szCs w:val="20"/>
         </w:rPr>
-      </w:pPr>
+        <w:t>기타사항</w:t>
+      </w:r>
+    </w:p>
+    <w:p>
+      <w:pPr>
+        <w:widowControl/>
+        <w:wordWrap/>
+        <w:autoSpaceDE/>
+        <w:autoSpaceDN/>
+        <w:rPr>
+          <w:rFonts w:hint="eastAsia"/>
+          <w:sz w:val="20"/>
+          <w:szCs w:val="20"/>
+        </w:rPr>
+      </w:pPr>
+      <w:r>
+        <w:rPr>
+          <w:rFonts w:hint="eastAsia"/>
+          <w:sz w:val="20"/>
+          <w:szCs w:val="20"/>
+        </w:rPr>
+        <w:t>&lt;휴가&gt; 배영환 26.04.07</w:t>
+      </w:r>
     </w:p>
     <w:sectPr>
       <w:pgSz w:w="16838" w:h="11906" w:orient="landscape"/>
@@ -7012,6 +5967,7 @@
   <w:style w:type="character" w:default="1" w:styleId="a0">
     <w:name w:val="Default Paragraph Font"/>
     <w:uiPriority w:val="1"/>
+    <w:semiHidden/>
     <w:unhideWhenUsed/>
   </w:style>
   <w:style w:type="table" w:default="1" w:styleId="a1">
